--- a/docs/manual/dist/CGA User Manual (fr).docx
+++ b/docs/manual/dist/CGA User Manual (fr).docx
@@ -15,17 +15,6 @@
           <w:sz w:val="48"/>
         </w:rPr>
         <w:t>Manuel d'utilisation de CGA Studio</w:t>
-      </w:r>
-    </w:p>
-    <w:p>
-      <w:r>
-        <w:rPr>
-          <w:rFonts w:ascii="Arial" w:hAnsi="Arial" w:eastAsia="Arial"/>
-          <w:b w:val="0"/>
-          <w:i w:val="0"/>
-          <w:sz w:val="21"/>
-        </w:rPr>
-        <w:t>Statut : création de contenu terminée, en attente de vérification de l'exécution</w:t>
       </w:r>
     </w:p>
     <w:p>
@@ -52,21 +41,6 @@
     </w:p>
     <w:p>
       <w:pPr>
-        <w:spacing w:before="80" w:after="160"/>
-        <w:ind w:left="288" w:right="288"/>
-      </w:pPr>
-      <w:r>
-        <w:rPr>
-          <w:rFonts w:ascii="Arial" w:hAnsi="Arial" w:eastAsia="Arial"/>
-          <w:i/>
-          <w:color w:val="5F6368"/>
-          <w:sz w:val="19"/>
-        </w:rPr>
-        <w:t>Les champs d'informations de base, de méthode NLU, de modèle et de méthode de réponse sur l'écran de création du bot ont été vérifiés dans le navigateur. Les fonctions pour lesquelles les résultats réels de sauvegarde, de création, d'apprentissage et d'exécution n'ont pas été confirmés sont affichées séparément dans le [Tableau de vérification des fonctions](../cga-manual-verification-matrix.md).</w:t>
-      </w:r>
-    </w:p>
-    <w:p>
-      <w:pPr>
         <w:pStyle w:val="Heading1"/>
       </w:pPr>
       <w:r>
@@ -130,17 +104,6 @@
           <w:sz w:val="21"/>
         </w:rPr>
         <w:t>Après vous être connecté, accédez à l'écran CGA Studio.</w:t>
-      </w:r>
-    </w:p>
-    <w:p>
-      <w:r>
-        <w:rPr>
-          <w:rFonts w:ascii="Arial" w:hAnsi="Arial" w:eastAsia="Arial"/>
-          <w:b w:val="0"/>
-          <w:i w:val="0"/>
-          <w:sz w:val="21"/>
-        </w:rPr>
-        <w:t>L'écran de réussite de connexion réel et le chemin de déplacement pour chaque autorité sont confirmés après vérification du navigateur.</w:t>
       </w:r>
     </w:p>
     <w:p>
@@ -3659,7 +3622,7 @@
           <w:i w:val="0"/>
           <w:sz w:val="21"/>
         </w:rPr>
-        <w:t>Le robot de vérification a même affiché un message d'enregistrement de file d'attente, mais après l'actualisation, le statut `Non entraîné` est resté et aucun historique d'apprentissage n'a été créé.</w:t>
+        <w:t>Une demande d'apprentissage est ajoutée à la Queue et traitée de manière asynchrone par un Worker distinct. L'apprentissage ML et Semantic peut dépasser trois minutes selon les données et l'environnement ; attendez l'état Réussi ou entraîné dans l'historique avant de tester.</w:t>
       </w:r>
     </w:p>
     <w:p>
@@ -4414,19 +4377,6 @@
         <w:t>[Guide d'utilisation CGA NLU](../cga-nlu-guide/README.md)</w:t>
       </w:r>
     </w:p>
-    <w:p>
-      <w:pPr>
-        <w:pStyle w:val="ListBullet"/>
-        <w:spacing w:after="80"/>
-      </w:pPr>
-      <w:r>
-        <w:rPr>
-          <w:rFonts w:ascii="Arial" w:hAnsi="Arial" w:eastAsia="Arial"/>
-          <w:sz w:val="21"/>
-        </w:rPr>
-        <w:t>[Tableau de vérification des fonctions](../cga-manual-verification-matrix.md)</w:t>
-      </w:r>
-    </w:p>
     <w:sectPr>
       <w:headerReference w:type="default" r:id="rId9"/>
       <w:footerReference w:type="default" r:id="rId10"/>

--- a/docs/manual/dist/CGA User Manual (fr).docx
+++ b/docs/manual/dist/CGA User Manual (fr).docx
@@ -36,7 +36,43 @@
           <w:i w:val="0"/>
           <w:sz w:val="21"/>
         </w:rPr>
-        <w:t>Ce document décrit les menus et le flux de travail de CGA Studio. Si vous l'utilisez pour la première fois, lisez d'abord [Démarrage CGA](../cga-getting-started/README.md) et reportez-vous au [Guide d'utilisation CGA NLU](../cga-nlu-guide/README.md) pour la sélection du moteur, l'apprentissage et l'amélioration de la qualité.</w:t>
+        <w:t xml:space="preserve">Ce document décrit les menus et le flux de travail de CGA Studio. Si vous l'utilisez pour la première fois, lisez d'abord </w:t>
+      </w:r>
+      <w:r>
+        <w:rPr>
+          <w:rFonts w:ascii="Arial" w:hAnsi="Arial" w:eastAsia="Arial"/>
+          <w:b w:val="0"/>
+          <w:i w:val="0"/>
+          <w:sz w:val="21"/>
+        </w:rPr>
+        <w:t>Démarrage CGA</w:t>
+      </w:r>
+      <w:r>
+        <w:rPr>
+          <w:rFonts w:ascii="Arial" w:hAnsi="Arial" w:eastAsia="Arial"/>
+          <w:b w:val="0"/>
+          <w:i w:val="0"/>
+          <w:sz w:val="21"/>
+        </w:rPr>
+        <w:t xml:space="preserve"> et reportez-vous au </w:t>
+      </w:r>
+      <w:r>
+        <w:rPr>
+          <w:rFonts w:ascii="Arial" w:hAnsi="Arial" w:eastAsia="Arial"/>
+          <w:b w:val="0"/>
+          <w:i w:val="0"/>
+          <w:sz w:val="21"/>
+        </w:rPr>
+        <w:t>Guide d'utilisation CGA NLU</w:t>
+      </w:r>
+      <w:r>
+        <w:rPr>
+          <w:rFonts w:ascii="Arial" w:hAnsi="Arial" w:eastAsia="Arial"/>
+          <w:b w:val="0"/>
+          <w:i w:val="0"/>
+          <w:sz w:val="21"/>
+        </w:rPr>
+        <w:t xml:space="preserve"> pour la sélection du moteur, l'apprentissage et l'amélioration de la qualité.</w:t>
       </w:r>
     </w:p>
     <w:p>
@@ -69,41 +105,47 @@
     </w:p>
     <w:p>
       <w:pPr>
-        <w:pStyle w:val="ListNumber"/>
         <w:spacing w:after="80"/>
-      </w:pPr>
-      <w:r>
-        <w:rPr>
-          <w:rFonts w:ascii="Arial" w:hAnsi="Arial" w:eastAsia="Arial"/>
-          <w:sz w:val="21"/>
-        </w:rPr>
-        <w:t>Ouvre l'écran de connexion de CGA Studio.</w:t>
+        <w:ind w:left="360" w:hanging="288"/>
+      </w:pPr>
+      <w:r>
+        <w:rPr>
+          <w:rFonts w:ascii="Arial" w:hAnsi="Arial" w:eastAsia="Arial"/>
+          <w:b w:val="0"/>
+          <w:i w:val="0"/>
+          <w:sz w:val="21"/>
+        </w:rPr>
+        <w:t>1. Ouvre l'écran de connexion de CGA Studio.</w:t>
       </w:r>
     </w:p>
     <w:p>
       <w:pPr>
-        <w:pStyle w:val="ListNumber"/>
         <w:spacing w:after="80"/>
-      </w:pPr>
-      <w:r>
-        <w:rPr>
-          <w:rFonts w:ascii="Arial" w:hAnsi="Arial" w:eastAsia="Arial"/>
-          <w:sz w:val="21"/>
-        </w:rPr>
-        <w:t>Saisissez les informations de votre compte.</w:t>
+        <w:ind w:left="360" w:hanging="288"/>
+      </w:pPr>
+      <w:r>
+        <w:rPr>
+          <w:rFonts w:ascii="Arial" w:hAnsi="Arial" w:eastAsia="Arial"/>
+          <w:b w:val="0"/>
+          <w:i w:val="0"/>
+          <w:sz w:val="21"/>
+        </w:rPr>
+        <w:t>2. Saisissez les informations de votre compte.</w:t>
       </w:r>
     </w:p>
     <w:p>
       <w:pPr>
-        <w:pStyle w:val="ListNumber"/>
         <w:spacing w:after="80"/>
-      </w:pPr>
-      <w:r>
-        <w:rPr>
-          <w:rFonts w:ascii="Arial" w:hAnsi="Arial" w:eastAsia="Arial"/>
-          <w:sz w:val="21"/>
-        </w:rPr>
-        <w:t>Après vous être connecté, accédez à l'écran CGA Studio.</w:t>
+        <w:ind w:left="360" w:hanging="288"/>
+      </w:pPr>
+      <w:r>
+        <w:rPr>
+          <w:rFonts w:ascii="Arial" w:hAnsi="Arial" w:eastAsia="Arial"/>
+          <w:b w:val="0"/>
+          <w:i w:val="0"/>
+          <w:sz w:val="21"/>
+        </w:rPr>
+        <w:t>3. Après vous être connecté, accédez à l'écran CGA Studio.</w:t>
       </w:r>
     </w:p>
     <w:p>
@@ -128,9 +170,20 @@
       <w:r>
         <w:rPr>
           <w:rFonts w:ascii="Arial" w:hAnsi="Arial" w:eastAsia="Arial"/>
-          <w:sz w:val="21"/>
-        </w:rPr>
-        <w:t>`Bot` : Unité fournissant des services de conversation</w:t>
+          <w:b/>
+          <w:i w:val="0"/>
+          <w:sz w:val="21"/>
+        </w:rPr>
+        <w:t>Bot</w:t>
+      </w:r>
+      <w:r>
+        <w:rPr>
+          <w:rFonts w:ascii="Arial" w:hAnsi="Arial" w:eastAsia="Arial"/>
+          <w:b w:val="0"/>
+          <w:i w:val="0"/>
+          <w:sz w:val="21"/>
+        </w:rPr>
+        <w:t xml:space="preserve"> : Unité fournissant des services de conversation</w:t>
       </w:r>
     </w:p>
     <w:p>
@@ -141,9 +194,20 @@
       <w:r>
         <w:rPr>
           <w:rFonts w:ascii="Arial" w:hAnsi="Arial" w:eastAsia="Arial"/>
-          <w:sz w:val="21"/>
-        </w:rPr>
-        <w:t>`Version` : unité d'exécution qui gère la configuration et les actifs de formation du bot.</w:t>
+          <w:b/>
+          <w:i w:val="0"/>
+          <w:sz w:val="21"/>
+        </w:rPr>
+        <w:t>Version</w:t>
+      </w:r>
+      <w:r>
+        <w:rPr>
+          <w:rFonts w:ascii="Arial" w:hAnsi="Arial" w:eastAsia="Arial"/>
+          <w:b w:val="0"/>
+          <w:i w:val="0"/>
+          <w:sz w:val="21"/>
+        </w:rPr>
+        <w:t xml:space="preserve"> : unité d'exécution qui gère la configuration et les actifs de formation du bot.</w:t>
       </w:r>
     </w:p>
     <w:p>
@@ -154,9 +218,20 @@
       <w:r>
         <w:rPr>
           <w:rFonts w:ascii="Arial" w:hAnsi="Arial" w:eastAsia="Arial"/>
-          <w:sz w:val="21"/>
-        </w:rPr>
-        <w:t>`Méthode NLU` : une méthode d'interprétation des énoncés de l'utilisateur comme une intention ou une signification</w:t>
+          <w:b/>
+          <w:i w:val="0"/>
+          <w:sz w:val="21"/>
+        </w:rPr>
+        <w:t>Méthode NLU</w:t>
+      </w:r>
+      <w:r>
+        <w:rPr>
+          <w:rFonts w:ascii="Arial" w:hAnsi="Arial" w:eastAsia="Arial"/>
+          <w:b w:val="0"/>
+          <w:i w:val="0"/>
+          <w:sz w:val="21"/>
+        </w:rPr>
+        <w:t xml:space="preserve"> : une méthode d'interprétation des énoncés de l'utilisateur comme une intention ou une signification</w:t>
       </w:r>
     </w:p>
     <w:p>
@@ -167,9 +242,20 @@
       <w:r>
         <w:rPr>
           <w:rFonts w:ascii="Arial" w:hAnsi="Arial" w:eastAsia="Arial"/>
-          <w:sz w:val="21"/>
-        </w:rPr>
-        <w:t>`Mode de réponse` : Méthode de génération ou de récupération de réponses basées sur les résultats de classification</w:t>
+          <w:b/>
+          <w:i w:val="0"/>
+          <w:sz w:val="21"/>
+        </w:rPr>
+        <w:t>Mode de réponse</w:t>
+      </w:r>
+      <w:r>
+        <w:rPr>
+          <w:rFonts w:ascii="Arial" w:hAnsi="Arial" w:eastAsia="Arial"/>
+          <w:b w:val="0"/>
+          <w:i w:val="0"/>
+          <w:sz w:val="21"/>
+        </w:rPr>
+        <w:t xml:space="preserve"> : Méthode de génération ou de récupération de réponses basées sur les résultats de classification</w:t>
       </w:r>
     </w:p>
     <w:p>
@@ -180,9 +266,20 @@
       <w:r>
         <w:rPr>
           <w:rFonts w:ascii="Arial" w:hAnsi="Arial" w:eastAsia="Arial"/>
-          <w:sz w:val="21"/>
-        </w:rPr>
-        <w:t>`Entraînement` : réflexion des données du bot pour le ML ou le moteur d'exécution sélectionné</w:t>
+          <w:b/>
+          <w:i w:val="0"/>
+          <w:sz w:val="21"/>
+        </w:rPr>
+        <w:t>Entraînement</w:t>
+      </w:r>
+      <w:r>
+        <w:rPr>
+          <w:rFonts w:ascii="Arial" w:hAnsi="Arial" w:eastAsia="Arial"/>
+          <w:b w:val="0"/>
+          <w:i w:val="0"/>
+          <w:sz w:val="21"/>
+        </w:rPr>
+        <w:t xml:space="preserve"> : réflexion des données du bot pour le ML ou le moteur d'exécution sélectionné</w:t>
       </w:r>
     </w:p>
     <w:p>
@@ -218,6 +315,8 @@
       <w:r>
         <w:rPr>
           <w:rFonts w:ascii="Arial" w:hAnsi="Arial" w:eastAsia="Arial"/>
+          <w:b w:val="0"/>
+          <w:i w:val="0"/>
           <w:sz w:val="21"/>
         </w:rPr>
         <w:t>Langue</w:t>
@@ -231,6 +330,8 @@
       <w:r>
         <w:rPr>
           <w:rFonts w:ascii="Arial" w:hAnsi="Arial" w:eastAsia="Arial"/>
+          <w:b w:val="0"/>
+          <w:i w:val="0"/>
           <w:sz w:val="21"/>
         </w:rPr>
         <w:t>Méthode NLU</w:t>
@@ -244,6 +345,8 @@
       <w:r>
         <w:rPr>
           <w:rFonts w:ascii="Arial" w:hAnsi="Arial" w:eastAsia="Arial"/>
+          <w:b w:val="0"/>
+          <w:i w:val="0"/>
           <w:sz w:val="21"/>
         </w:rPr>
         <w:t>Modèle NLU</w:t>
@@ -257,6 +360,8 @@
       <w:r>
         <w:rPr>
           <w:rFonts w:ascii="Arial" w:hAnsi="Arial" w:eastAsia="Arial"/>
+          <w:b w:val="0"/>
+          <w:i w:val="0"/>
           <w:sz w:val="21"/>
         </w:rPr>
         <w:t>Méthode de réponse</w:t>
@@ -270,6 +375,8 @@
       <w:r>
         <w:rPr>
           <w:rFonts w:ascii="Arial" w:hAnsi="Arial" w:eastAsia="Arial"/>
+          <w:b w:val="0"/>
+          <w:i w:val="0"/>
           <w:sz w:val="21"/>
         </w:rPr>
         <w:t>Fournisseur ou modèle LLM</w:t>
@@ -294,7 +401,61 @@
           <w:i w:val="0"/>
           <w:sz w:val="21"/>
         </w:rPr>
-        <w:t>Si vous modifiez la méthode NLU ou la méthode de réponse, les modèles sélectionnables et les éléments de configuration supplémentaires peuvent changer. Vérifiez si l'état de combinaison de l'écran est `Prêt à exécuter/entraîner` ou `Seul l’enregistrement des paramètres est possible`, puis décidez de l'action suivante. Si vous l'utilisez pour la première fois, ne sélectionnez pas `Confirmer` sans vérifier l'état de la combinaison.</w:t>
+        <w:t xml:space="preserve">Si vous modifiez la méthode NLU ou la méthode de réponse, les modèles sélectionnables et les éléments de configuration supplémentaires peuvent changer. Vérifiez si l'état de combinaison de l'écran est </w:t>
+      </w:r>
+      <w:r>
+        <w:rPr>
+          <w:rFonts w:ascii="Arial" w:hAnsi="Arial" w:eastAsia="Arial"/>
+          <w:b/>
+          <w:i w:val="0"/>
+          <w:sz w:val="21"/>
+        </w:rPr>
+        <w:t>Prêt à exécuter/entraîner</w:t>
+      </w:r>
+      <w:r>
+        <w:rPr>
+          <w:rFonts w:ascii="Arial" w:hAnsi="Arial" w:eastAsia="Arial"/>
+          <w:b w:val="0"/>
+          <w:i w:val="0"/>
+          <w:sz w:val="21"/>
+        </w:rPr>
+        <w:t xml:space="preserve"> ou </w:t>
+      </w:r>
+      <w:r>
+        <w:rPr>
+          <w:rFonts w:ascii="Arial" w:hAnsi="Arial" w:eastAsia="Arial"/>
+          <w:b/>
+          <w:i w:val="0"/>
+          <w:sz w:val="21"/>
+        </w:rPr>
+        <w:t>Seul l’enregistrement des paramètres est possible</w:t>
+      </w:r>
+      <w:r>
+        <w:rPr>
+          <w:rFonts w:ascii="Arial" w:hAnsi="Arial" w:eastAsia="Arial"/>
+          <w:b w:val="0"/>
+          <w:i w:val="0"/>
+          <w:sz w:val="21"/>
+        </w:rPr>
+        <w:t xml:space="preserve">, puis décidez de l'action suivante. Si vous l'utilisez pour la première fois, ne sélectionnez pas </w:t>
+      </w:r>
+      <w:r>
+        <w:rPr>
+          <w:rFonts w:ascii="Arial" w:hAnsi="Arial" w:eastAsia="Arial"/>
+          <w:b/>
+          <w:i w:val="0"/>
+          <w:sz w:val="21"/>
+        </w:rPr>
+        <w:t>Confirmer</w:t>
+      </w:r>
+      <w:r>
+        <w:rPr>
+          <w:rFonts w:ascii="Arial" w:hAnsi="Arial" w:eastAsia="Arial"/>
+          <w:b w:val="0"/>
+          <w:i w:val="0"/>
+          <w:sz w:val="21"/>
+        </w:rPr>
+        <w:t xml:space="preserve"> sans vérifier l'état de la combinaison.</w:t>
       </w:r>
     </w:p>
     <w:p>
@@ -305,7 +466,43 @@
           <w:i w:val="0"/>
           <w:sz w:val="21"/>
         </w:rPr>
-        <w:t>Dans l'écran de création, `Confirmer` est une action pour soumettre les paramètres saisis et `Annuler` est une action pour quitter l'écran de création. Après la soumission, les résultats de la création du bot et l’état d’achèvement de l’apprentissage/indexation sont soumis à une vérification d’exécution distincte.</w:t>
+        <w:t xml:space="preserve">Dans l'écran de création, </w:t>
+      </w:r>
+      <w:r>
+        <w:rPr>
+          <w:rFonts w:ascii="Arial" w:hAnsi="Arial" w:eastAsia="Arial"/>
+          <w:b/>
+          <w:i w:val="0"/>
+          <w:sz w:val="21"/>
+        </w:rPr>
+        <w:t>Confirmer</w:t>
+      </w:r>
+      <w:r>
+        <w:rPr>
+          <w:rFonts w:ascii="Arial" w:hAnsi="Arial" w:eastAsia="Arial"/>
+          <w:b w:val="0"/>
+          <w:i w:val="0"/>
+          <w:sz w:val="21"/>
+        </w:rPr>
+        <w:t xml:space="preserve"> est une action pour soumettre les paramètres saisis et </w:t>
+      </w:r>
+      <w:r>
+        <w:rPr>
+          <w:rFonts w:ascii="Arial" w:hAnsi="Arial" w:eastAsia="Arial"/>
+          <w:b/>
+          <w:i w:val="0"/>
+          <w:sz w:val="21"/>
+        </w:rPr>
+        <w:t>Annuler</w:t>
+      </w:r>
+      <w:r>
+        <w:rPr>
+          <w:rFonts w:ascii="Arial" w:hAnsi="Arial" w:eastAsia="Arial"/>
+          <w:b w:val="0"/>
+          <w:i w:val="0"/>
+          <w:sz w:val="21"/>
+        </w:rPr>
+        <w:t xml:space="preserve"> est une action pour quitter l'écran de création. Après la soumission, les résultats de la création du bot et l’état d’achèvement de l’apprentissage/indexation sont soumis à une vérification d’exécution distincte.</w:t>
       </w:r>
     </w:p>
     <w:p>
@@ -366,6 +563,8 @@
       <w:r>
         <w:rPr>
           <w:rFonts w:ascii="Arial" w:hAnsi="Arial" w:eastAsia="Arial"/>
+          <w:b w:val="0"/>
+          <w:i w:val="0"/>
           <w:sz w:val="21"/>
         </w:rPr>
         <w:t>Type de robot : Bot, Bot Hub</w:t>
@@ -379,6 +578,8 @@
       <w:r>
         <w:rPr>
           <w:rFonts w:ascii="Arial" w:hAnsi="Arial" w:eastAsia="Arial"/>
+          <w:b w:val="0"/>
+          <w:i w:val="0"/>
           <w:sz w:val="21"/>
         </w:rPr>
         <w:t>Mode Bot : type de texte, type de voix</w:t>
@@ -392,6 +593,8 @@
       <w:r>
         <w:rPr>
           <w:rFonts w:ascii="Arial" w:hAnsi="Arial" w:eastAsia="Arial"/>
+          <w:b w:val="0"/>
+          <w:i w:val="0"/>
           <w:sz w:val="21"/>
         </w:rPr>
         <w:t>Profil du robot</w:t>
@@ -405,6 +608,8 @@
       <w:r>
         <w:rPr>
           <w:rFonts w:ascii="Arial" w:hAnsi="Arial" w:eastAsia="Arial"/>
+          <w:b w:val="0"/>
+          <w:i w:val="0"/>
           <w:sz w:val="21"/>
         </w:rPr>
         <w:t>Nom du robot</w:t>
@@ -418,6 +623,8 @@
       <w:r>
         <w:rPr>
           <w:rFonts w:ascii="Arial" w:hAnsi="Arial" w:eastAsia="Arial"/>
+          <w:b w:val="0"/>
+          <w:i w:val="0"/>
           <w:sz w:val="21"/>
         </w:rPr>
         <w:t>Langue : les options d'écran actuelles sont le coréen</w:t>
@@ -431,6 +638,8 @@
       <w:r>
         <w:rPr>
           <w:rFonts w:ascii="Arial" w:hAnsi="Arial" w:eastAsia="Arial"/>
+          <w:b w:val="0"/>
+          <w:i w:val="0"/>
           <w:sz w:val="21"/>
         </w:rPr>
         <w:t>Introduction</w:t>
@@ -506,6 +715,7 @@
               <w:rPr>
                 <w:rFonts w:ascii="Arial" w:hAnsi="Arial" w:eastAsia="Arial"/>
                 <w:b/>
+                <w:i w:val="0"/>
                 <w:color w:val="1F4D78"/>
                 <w:sz w:val="18"/>
               </w:rPr>
@@ -534,6 +744,7 @@
               <w:rPr>
                 <w:rFonts w:ascii="Arial" w:hAnsi="Arial" w:eastAsia="Arial"/>
                 <w:b/>
+                <w:i w:val="0"/>
                 <w:color w:val="1F4D78"/>
                 <w:sz w:val="18"/>
               </w:rPr>
@@ -563,6 +774,7 @@
               <w:rPr>
                 <w:rFonts w:ascii="Arial" w:hAnsi="Arial" w:eastAsia="Arial"/>
                 <w:b w:val="0"/>
+                <w:i w:val="0"/>
                 <w:sz w:val="18"/>
               </w:rPr>
               <w:t>ML</w:t>
@@ -589,6 +801,7 @@
               <w:rPr>
                 <w:rFonts w:ascii="Arial" w:hAnsi="Arial" w:eastAsia="Arial"/>
                 <w:b w:val="0"/>
+                <w:i w:val="0"/>
                 <w:sz w:val="18"/>
               </w:rPr>
               <w:t>Méthode de classification basée sur les phrases d'apprentissage et l'intention</w:t>
@@ -617,6 +830,7 @@
               <w:rPr>
                 <w:rFonts w:ascii="Arial" w:hAnsi="Arial" w:eastAsia="Arial"/>
                 <w:b w:val="0"/>
+                <w:i w:val="0"/>
                 <w:sz w:val="18"/>
               </w:rPr>
               <w:t>Sémantique - Travailleur vectoriel</w:t>
@@ -643,6 +857,7 @@
               <w:rPr>
                 <w:rFonts w:ascii="Arial" w:hAnsi="Arial" w:eastAsia="Arial"/>
                 <w:b w:val="0"/>
+                <w:i w:val="0"/>
                 <w:sz w:val="18"/>
               </w:rPr>
               <w:t>Méthode sémantique utilisant Vector Worker et Vector DB de CGA</w:t>
@@ -671,6 +886,7 @@
               <w:rPr>
                 <w:rFonts w:ascii="Arial" w:hAnsi="Arial" w:eastAsia="Arial"/>
                 <w:b w:val="0"/>
+                <w:i w:val="0"/>
                 <w:sz w:val="18"/>
               </w:rPr>
               <w:t>Sémantique - Intégration externe</w:t>
@@ -697,6 +913,7 @@
               <w:rPr>
                 <w:rFonts w:ascii="Arial" w:hAnsi="Arial" w:eastAsia="Arial"/>
                 <w:b w:val="0"/>
+                <w:i w:val="0"/>
                 <w:sz w:val="18"/>
               </w:rPr>
               <w:t>Méthode sémantique connectant l'intégration externe et la base de données vectorielle locale</w:t>
@@ -725,6 +942,7 @@
               <w:rPr>
                 <w:rFonts w:ascii="Arial" w:hAnsi="Arial" w:eastAsia="Arial"/>
                 <w:b w:val="0"/>
+                <w:i w:val="0"/>
                 <w:sz w:val="18"/>
               </w:rPr>
               <w:t>Moteur LLM</w:t>
@@ -751,6 +969,7 @@
               <w:rPr>
                 <w:rFonts w:ascii="Arial" w:hAnsi="Arial" w:eastAsia="Arial"/>
                 <w:b w:val="0"/>
+                <w:i w:val="0"/>
                 <w:sz w:val="18"/>
               </w:rPr>
               <w:t>Comment utiliser le modèle LLM</w:t>
@@ -768,7 +987,25 @@
           <w:i w:val="0"/>
           <w:sz w:val="21"/>
         </w:rPr>
-        <w:t>Pour connaître les critères de sélection spécifiques au moteur et les méthodes de préparation des données, reportez-vous à [Comparaison des moteurs dans le guide d'utilisation NLU](../cga-nlu-guide/engine-comparison.md).</w:t>
+        <w:t xml:space="preserve">Pour connaître les critères de sélection spécifiques au moteur et les méthodes de préparation des données, reportez-vous à </w:t>
+      </w:r>
+      <w:r>
+        <w:rPr>
+          <w:rFonts w:ascii="Arial" w:hAnsi="Arial" w:eastAsia="Arial"/>
+          <w:b w:val="0"/>
+          <w:i w:val="0"/>
+          <w:sz w:val="21"/>
+        </w:rPr>
+        <w:t>Comparaison des moteurs dans le guide d'utilisation NLU</w:t>
+      </w:r>
+      <w:r>
+        <w:rPr>
+          <w:rFonts w:ascii="Arial" w:hAnsi="Arial" w:eastAsia="Arial"/>
+          <w:b w:val="0"/>
+          <w:i w:val="0"/>
+          <w:sz w:val="21"/>
+        </w:rPr>
+        <w:t>.</w:t>
       </w:r>
     </w:p>
     <w:p>
@@ -804,6 +1041,8 @@
       <w:r>
         <w:rPr>
           <w:rFonts w:ascii="Arial" w:hAnsi="Arial" w:eastAsia="Arial"/>
+          <w:b w:val="0"/>
+          <w:i w:val="0"/>
           <w:sz w:val="21"/>
         </w:rPr>
         <w:t>ML : DeepLearning Lite, TF-IDF linéaire, référence de mots clés</w:t>
@@ -817,6 +1056,8 @@
       <w:r>
         <w:rPr>
           <w:rFonts w:ascii="Arial" w:hAnsi="Arial" w:eastAsia="Arial"/>
+          <w:b w:val="0"/>
+          <w:i w:val="0"/>
           <w:sz w:val="21"/>
         </w:rPr>
         <w:t>Sémantique : modèle de vecteur de travail par défaut ou modèle d'intégration externe</w:t>
@@ -830,6 +1071,8 @@
       <w:r>
         <w:rPr>
           <w:rFonts w:ascii="Arial" w:hAnsi="Arial" w:eastAsia="Arial"/>
+          <w:b w:val="0"/>
+          <w:i w:val="0"/>
           <w:sz w:val="21"/>
         </w:rPr>
         <w:t>LLM : Sélection du fournisseur et sélection détaillée du modèle pour chaque fournisseur</w:t>
@@ -879,6 +1122,8 @@
       <w:r>
         <w:rPr>
           <w:rFonts w:ascii="Arial" w:hAnsi="Arial" w:eastAsia="Arial"/>
+          <w:b w:val="0"/>
+          <w:i w:val="0"/>
           <w:sz w:val="21"/>
         </w:rPr>
         <w:t>Réponse définie</w:t>
@@ -892,6 +1137,8 @@
       <w:r>
         <w:rPr>
           <w:rFonts w:ascii="Arial" w:hAnsi="Arial" w:eastAsia="Arial"/>
+          <w:b w:val="0"/>
+          <w:i w:val="0"/>
           <w:sz w:val="21"/>
         </w:rPr>
         <w:t>Réponse RAG du moteur sémantique</w:t>
@@ -905,6 +1152,8 @@
       <w:r>
         <w:rPr>
           <w:rFonts w:ascii="Arial" w:hAnsi="Arial" w:eastAsia="Arial"/>
+          <w:b w:val="0"/>
+          <w:i w:val="0"/>
           <w:sz w:val="21"/>
         </w:rPr>
         <w:t>Réponses RAG du moteur LLM</w:t>
@@ -918,6 +1167,8 @@
       <w:r>
         <w:rPr>
           <w:rFonts w:ascii="Arial" w:hAnsi="Arial" w:eastAsia="Arial"/>
+          <w:b w:val="0"/>
+          <w:i w:val="0"/>
           <w:sz w:val="21"/>
         </w:rPr>
         <w:t>Réponses du moteur LLM</w:t>
@@ -967,6 +1218,8 @@
       <w:r>
         <w:rPr>
           <w:rFonts w:ascii="Arial" w:hAnsi="Arial" w:eastAsia="Arial"/>
+          <w:b w:val="0"/>
+          <w:i w:val="0"/>
           <w:sz w:val="21"/>
         </w:rPr>
         <w:t>Bot : informations de base et cible opérationnelle de l'unité de service</w:t>
@@ -980,6 +1233,8 @@
       <w:r>
         <w:rPr>
           <w:rFonts w:ascii="Arial" w:hAnsi="Arial" w:eastAsia="Arial"/>
+          <w:b w:val="0"/>
+          <w:i w:val="0"/>
           <w:sz w:val="21"/>
         </w:rPr>
         <w:t>Version : une unité qui gère les paramètres d'intention, d'objet, de dictionnaire, de conception de dialogue et d'IA.</w:t>
@@ -993,6 +1248,8 @@
       <w:r>
         <w:rPr>
           <w:rFonts w:ascii="Arial" w:hAnsi="Arial" w:eastAsia="Arial"/>
+          <w:b w:val="0"/>
+          <w:i w:val="0"/>
           <w:sz w:val="21"/>
         </w:rPr>
         <w:t>Espace de travail : écran permettant de concevoir, tester et analyser une version spécifique du robot.</w:t>
@@ -1068,6 +1325,7 @@
               <w:rPr>
                 <w:rFonts w:ascii="Arial" w:hAnsi="Arial" w:eastAsia="Arial"/>
                 <w:b/>
+                <w:i w:val="0"/>
                 <w:color w:val="1F4D78"/>
                 <w:sz w:val="18"/>
               </w:rPr>
@@ -1096,6 +1354,7 @@
               <w:rPr>
                 <w:rFonts w:ascii="Arial" w:hAnsi="Arial" w:eastAsia="Arial"/>
                 <w:b/>
+                <w:i w:val="0"/>
                 <w:color w:val="1F4D78"/>
                 <w:sz w:val="18"/>
               </w:rPr>
@@ -1125,6 +1384,7 @@
               <w:rPr>
                 <w:rFonts w:ascii="Arial" w:hAnsi="Arial" w:eastAsia="Arial"/>
                 <w:b w:val="0"/>
+                <w:i w:val="0"/>
                 <w:sz w:val="18"/>
               </w:rPr>
               <w:t>Liste des robots</w:t>
@@ -1151,6 +1411,7 @@
               <w:rPr>
                 <w:rFonts w:ascii="Arial" w:hAnsi="Arial" w:eastAsia="Arial"/>
                 <w:b w:val="0"/>
+                <w:i w:val="0"/>
                 <w:sz w:val="18"/>
               </w:rPr>
               <w:t>Studio &gt; Bot</w:t>
@@ -1179,6 +1440,7 @@
               <w:rPr>
                 <w:rFonts w:ascii="Arial" w:hAnsi="Arial" w:eastAsia="Arial"/>
                 <w:b w:val="0"/>
+                <w:i w:val="0"/>
                 <w:sz w:val="18"/>
               </w:rPr>
               <w:t>Créer un nouveau bot</w:t>
@@ -1205,6 +1467,7 @@
               <w:rPr>
                 <w:rFonts w:ascii="Arial" w:hAnsi="Arial" w:eastAsia="Arial"/>
                 <w:b w:val="0"/>
+                <w:i w:val="0"/>
                 <w:sz w:val="18"/>
               </w:rPr>
               <w:t>Studio &gt; Bot &gt; Créer un bot</w:t>
@@ -1233,6 +1496,7 @@
               <w:rPr>
                 <w:rFonts w:ascii="Arial" w:hAnsi="Arial" w:eastAsia="Arial"/>
                 <w:b w:val="0"/>
+                <w:i w:val="0"/>
                 <w:sz w:val="18"/>
               </w:rPr>
               <w:t>Paramètres du robot</w:t>
@@ -1259,6 +1523,7 @@
               <w:rPr>
                 <w:rFonts w:ascii="Arial" w:hAnsi="Arial" w:eastAsia="Arial"/>
                 <w:b w:val="0"/>
+                <w:i w:val="0"/>
                 <w:sz w:val="18"/>
               </w:rPr>
               <w:t>Bot sélectionné &gt; Paramètres</w:t>
@@ -1287,6 +1552,7 @@
               <w:rPr>
                 <w:rFonts w:ascii="Arial" w:hAnsi="Arial" w:eastAsia="Arial"/>
                 <w:b w:val="0"/>
+                <w:i w:val="0"/>
                 <w:sz w:val="18"/>
               </w:rPr>
               <w:t>Liste des versions</w:t>
@@ -1313,6 +1579,7 @@
               <w:rPr>
                 <w:rFonts w:ascii="Arial" w:hAnsi="Arial" w:eastAsia="Arial"/>
                 <w:b w:val="0"/>
+                <w:i w:val="0"/>
                 <w:sz w:val="18"/>
               </w:rPr>
               <w:t>Bot sélectionné &gt; Contrôle de version</w:t>
@@ -1341,6 +1608,7 @@
               <w:rPr>
                 <w:rFonts w:ascii="Arial" w:hAnsi="Arial" w:eastAsia="Arial"/>
                 <w:b w:val="0"/>
+                <w:i w:val="0"/>
                 <w:sz w:val="18"/>
               </w:rPr>
               <w:t>Espace de travail des versions</w:t>
@@ -1367,6 +1635,7 @@
               <w:rPr>
                 <w:rFonts w:ascii="Arial" w:hAnsi="Arial" w:eastAsia="Arial"/>
                 <w:b w:val="0"/>
+                <w:i w:val="0"/>
                 <w:sz w:val="18"/>
               </w:rPr>
               <w:t>Bot sélectionné &gt; Version &gt; Espace de travail</w:t>
@@ -1434,7 +1703,25 @@
           <w:i w:val="0"/>
           <w:sz w:val="21"/>
         </w:rPr>
-        <w:t>Le chemin d'accès est `Bot &gt; Version &gt; Intentions`. Après avoir modifié les données d'intention, vérifiez l'état de la formation et les résultats du simulateur de cette version.</w:t>
+        <w:t xml:space="preserve">Le chemin d'accès est </w:t>
+      </w:r>
+      <w:r>
+        <w:rPr>
+          <w:rFonts w:ascii="Arial" w:hAnsi="Arial" w:eastAsia="Arial"/>
+          <w:b/>
+          <w:i w:val="0"/>
+          <w:sz w:val="21"/>
+        </w:rPr>
+        <w:t>Bot &gt; Version &gt; Intentions</w:t>
+      </w:r>
+      <w:r>
+        <w:rPr>
+          <w:rFonts w:ascii="Arial" w:hAnsi="Arial" w:eastAsia="Arial"/>
+          <w:b w:val="0"/>
+          <w:i w:val="0"/>
+          <w:sz w:val="21"/>
+        </w:rPr>
+        <w:t>. Après avoir modifié les données d'intention, vérifiez l'état de la formation et les résultats du simulateur de cette version.</w:t>
       </w:r>
     </w:p>
     <w:p>
@@ -1470,7 +1757,25 @@
           <w:i w:val="0"/>
           <w:sz w:val="21"/>
         </w:rPr>
-        <w:t>Le chemin d'accès est `Bot &gt; Version &gt; Entités`. Lorsque vous modifiez les noms d’entités ou les critères d’extraction, assurez-vous que les intentions et les énoncés de test existants restent valides.</w:t>
+        <w:t xml:space="preserve">Le chemin d'accès est </w:t>
+      </w:r>
+      <w:r>
+        <w:rPr>
+          <w:rFonts w:ascii="Arial" w:hAnsi="Arial" w:eastAsia="Arial"/>
+          <w:b/>
+          <w:i w:val="0"/>
+          <w:sz w:val="21"/>
+        </w:rPr>
+        <w:t>Bot &gt; Version &gt; Entités</w:t>
+      </w:r>
+      <w:r>
+        <w:rPr>
+          <w:rFonts w:ascii="Arial" w:hAnsi="Arial" w:eastAsia="Arial"/>
+          <w:b w:val="0"/>
+          <w:i w:val="0"/>
+          <w:sz w:val="21"/>
+        </w:rPr>
+        <w:t>. Lorsque vous modifiez les noms d’entités ou les critères d’extraction, assurez-vous que les intentions et les énoncés de test existants restent valides.</w:t>
       </w:r>
     </w:p>
     <w:p>
@@ -1506,7 +1811,25 @@
           <w:i w:val="0"/>
           <w:sz w:val="21"/>
         </w:rPr>
-        <w:t>Le chemin d'accès est `Bot &gt; Version &gt; Dictionnaire`. Lorsque vous ajoutez des synonymes, faites la distinction entre les expressions qui affectent uniquement une intention spécifique ou les expressions couramment utilisées dans plusieurs intentions.</w:t>
+        <w:t xml:space="preserve">Le chemin d'accès est </w:t>
+      </w:r>
+      <w:r>
+        <w:rPr>
+          <w:rFonts w:ascii="Arial" w:hAnsi="Arial" w:eastAsia="Arial"/>
+          <w:b/>
+          <w:i w:val="0"/>
+          <w:sz w:val="21"/>
+        </w:rPr>
+        <w:t>Bot &gt; Version &gt; Dictionnaire</w:t>
+      </w:r>
+      <w:r>
+        <w:rPr>
+          <w:rFonts w:ascii="Arial" w:hAnsi="Arial" w:eastAsia="Arial"/>
+          <w:b w:val="0"/>
+          <w:i w:val="0"/>
+          <w:sz w:val="21"/>
+        </w:rPr>
+        <w:t>. Lorsque vous ajoutez des synonymes, faites la distinction entre les expressions qui affectent uniquement une intention spécifique ou les expressions couramment utilisées dans plusieurs intentions.</w:t>
       </w:r>
     </w:p>
     <w:p>
@@ -1542,7 +1865,25 @@
           <w:i w:val="0"/>
           <w:sz w:val="21"/>
         </w:rPr>
-        <w:t>Le chemin d'accès est `Bot &gt; Version &gt; QA`. Après avoir réfléchi aux documents ou aux questions/réponses, vérifiez si l'indexation ou le statut de la candidature est fourni et n'utilisez pas les résultats pour des opérations sans confirmation.</w:t>
+        <w:t xml:space="preserve">Le chemin d'accès est </w:t>
+      </w:r>
+      <w:r>
+        <w:rPr>
+          <w:rFonts w:ascii="Arial" w:hAnsi="Arial" w:eastAsia="Arial"/>
+          <w:b/>
+          <w:i w:val="0"/>
+          <w:sz w:val="21"/>
+        </w:rPr>
+        <w:t>Bot &gt; Version &gt; QA</w:t>
+      </w:r>
+      <w:r>
+        <w:rPr>
+          <w:rFonts w:ascii="Arial" w:hAnsi="Arial" w:eastAsia="Arial"/>
+          <w:b w:val="0"/>
+          <w:i w:val="0"/>
+          <w:sz w:val="21"/>
+        </w:rPr>
+        <w:t>. Après avoir réfléchi aux documents ou aux questions/réponses, vérifiez si l'indexation ou le statut de la candidature est fourni et n'utilisez pas les résultats pour des opérations sans confirmation.</w:t>
       </w:r>
     </w:p>
     <w:p>
@@ -1578,72 +1919,100 @@
           <w:i w:val="0"/>
           <w:sz w:val="21"/>
         </w:rPr>
-        <w:t>Le chemin d'accès est `Bot &gt; Version &gt; Flux de conversation`. Lorsque vous modifiez un flux, vérifiez les points suivants :</w:t>
+        <w:t xml:space="preserve">Le chemin d'accès est </w:t>
+      </w:r>
+      <w:r>
+        <w:rPr>
+          <w:rFonts w:ascii="Arial" w:hAnsi="Arial" w:eastAsia="Arial"/>
+          <w:b/>
+          <w:i w:val="0"/>
+          <w:sz w:val="21"/>
+        </w:rPr>
+        <w:t>Bot &gt; Version &gt; Flux de conversation</w:t>
+      </w:r>
+      <w:r>
+        <w:rPr>
+          <w:rFonts w:ascii="Arial" w:hAnsi="Arial" w:eastAsia="Arial"/>
+          <w:b w:val="0"/>
+          <w:i w:val="0"/>
+          <w:sz w:val="21"/>
+        </w:rPr>
+        <w:t>. Lorsque vous modifiez un flux, vérifiez les points suivants :</w:t>
       </w:r>
     </w:p>
     <w:p>
       <w:pPr>
-        <w:pStyle w:val="ListNumber"/>
         <w:spacing w:after="80"/>
-      </w:pPr>
-      <w:r>
-        <w:rPr>
-          <w:rFonts w:ascii="Arial" w:hAnsi="Arial" w:eastAsia="Arial"/>
-          <w:sz w:val="21"/>
-        </w:rPr>
-        <w:t>Vérifiez à quelle intention le flux est associé.</w:t>
+        <w:ind w:left="360" w:hanging="288"/>
+      </w:pPr>
+      <w:r>
+        <w:rPr>
+          <w:rFonts w:ascii="Arial" w:hAnsi="Arial" w:eastAsia="Arial"/>
+          <w:b w:val="0"/>
+          <w:i w:val="0"/>
+          <w:sz w:val="21"/>
+        </w:rPr>
+        <w:t>1. Vérifiez à quelle intention le flux est associé.</w:t>
       </w:r>
     </w:p>
     <w:p>
       <w:pPr>
-        <w:pStyle w:val="ListNumber"/>
         <w:spacing w:after="80"/>
-      </w:pPr>
-      <w:r>
-        <w:rPr>
-          <w:rFonts w:ascii="Arial" w:hAnsi="Arial" w:eastAsia="Arial"/>
-          <w:sz w:val="21"/>
-        </w:rPr>
-        <w:t>Vérifiez l'ordre des entrées de l'utilisateur et des réponses du bot.</w:t>
+        <w:ind w:left="360" w:hanging="288"/>
+      </w:pPr>
+      <w:r>
+        <w:rPr>
+          <w:rFonts w:ascii="Arial" w:hAnsi="Arial" w:eastAsia="Arial"/>
+          <w:b w:val="0"/>
+          <w:i w:val="0"/>
+          <w:sz w:val="21"/>
+        </w:rPr>
+        <w:t>2. Vérifiez l'ordre des entrées de l'utilisateur et des réponses du bot.</w:t>
       </w:r>
     </w:p>
     <w:p>
       <w:pPr>
-        <w:pStyle w:val="ListNumber"/>
         <w:spacing w:after="80"/>
-      </w:pPr>
-      <w:r>
-        <w:rPr>
-          <w:rFonts w:ascii="Arial" w:hAnsi="Arial" w:eastAsia="Arial"/>
-          <w:sz w:val="21"/>
-        </w:rPr>
-        <w:t>Vérifiez si des étapes utilisent des objets ou des variables communes.</w:t>
+        <w:ind w:left="360" w:hanging="288"/>
+      </w:pPr>
+      <w:r>
+        <w:rPr>
+          <w:rFonts w:ascii="Arial" w:hAnsi="Arial" w:eastAsia="Arial"/>
+          <w:b w:val="0"/>
+          <w:i w:val="0"/>
+          <w:sz w:val="21"/>
+        </w:rPr>
+        <w:t>3. Vérifiez si des étapes utilisent des objets ou des variables communes.</w:t>
       </w:r>
     </w:p>
     <w:p>
       <w:pPr>
-        <w:pStyle w:val="ListNumber"/>
         <w:spacing w:after="80"/>
-      </w:pPr>
-      <w:r>
-        <w:rPr>
-          <w:rFonts w:ascii="Arial" w:hAnsi="Arial" w:eastAsia="Arial"/>
-          <w:sz w:val="21"/>
-        </w:rPr>
-        <w:t>Vérifiez le branchement pour les situations de terminaison, de nouvelle question et d'exception.</w:t>
+        <w:ind w:left="360" w:hanging="288"/>
+      </w:pPr>
+      <w:r>
+        <w:rPr>
+          <w:rFonts w:ascii="Arial" w:hAnsi="Arial" w:eastAsia="Arial"/>
+          <w:b w:val="0"/>
+          <w:i w:val="0"/>
+          <w:sz w:val="21"/>
+        </w:rPr>
+        <w:t>4. Vérifiez le branchement pour les situations de terminaison, de nouvelle question et d'exception.</w:t>
       </w:r>
     </w:p>
     <w:p>
       <w:pPr>
-        <w:pStyle w:val="ListNumber"/>
         <w:spacing w:after="80"/>
-      </w:pPr>
-      <w:r>
-        <w:rPr>
-          <w:rFonts w:ascii="Arial" w:hAnsi="Arial" w:eastAsia="Arial"/>
-          <w:sz w:val="21"/>
-        </w:rPr>
-        <w:t>Après avoir enregistré, testez les chemins normaux et d'exception séparément dans le simulateur.</w:t>
+        <w:ind w:left="360" w:hanging="288"/>
+      </w:pPr>
+      <w:r>
+        <w:rPr>
+          <w:rFonts w:ascii="Arial" w:hAnsi="Arial" w:eastAsia="Arial"/>
+          <w:b w:val="0"/>
+          <w:i w:val="0"/>
+          <w:sz w:val="21"/>
+        </w:rPr>
+        <w:t>5. Après avoir enregistré, testez les chemins normaux et d'exception séparément dans le simulateur.</w:t>
       </w:r>
     </w:p>
     <w:p>
@@ -1679,7 +2048,43 @@
           <w:i w:val="0"/>
           <w:sz w:val="21"/>
         </w:rPr>
-        <w:t>Le chemin d'accès est `Studio &gt; API` ou `Bot &gt; Version &gt; API`. Lorsque vous modifiez une API, vérifiez les éléments de requête, les éléments de réponse, les intentions associées et les paramètres d'authentification. Les tests d'interconnexion externe réels et les résultats de connexion opérationnelle nécessitent une vérification séparée.</w:t>
+        <w:t xml:space="preserve">Le chemin d'accès est </w:t>
+      </w:r>
+      <w:r>
+        <w:rPr>
+          <w:rFonts w:ascii="Arial" w:hAnsi="Arial" w:eastAsia="Arial"/>
+          <w:b/>
+          <w:i w:val="0"/>
+          <w:sz w:val="21"/>
+        </w:rPr>
+        <w:t>Studio &gt; API</w:t>
+      </w:r>
+      <w:r>
+        <w:rPr>
+          <w:rFonts w:ascii="Arial" w:hAnsi="Arial" w:eastAsia="Arial"/>
+          <w:b w:val="0"/>
+          <w:i w:val="0"/>
+          <w:sz w:val="21"/>
+        </w:rPr>
+        <w:t xml:space="preserve"> ou </w:t>
+      </w:r>
+      <w:r>
+        <w:rPr>
+          <w:rFonts w:ascii="Arial" w:hAnsi="Arial" w:eastAsia="Arial"/>
+          <w:b/>
+          <w:i w:val="0"/>
+          <w:sz w:val="21"/>
+        </w:rPr>
+        <w:t>Bot &gt; Version &gt; API</w:t>
+      </w:r>
+      <w:r>
+        <w:rPr>
+          <w:rFonts w:ascii="Arial" w:hAnsi="Arial" w:eastAsia="Arial"/>
+          <w:b w:val="0"/>
+          <w:i w:val="0"/>
+          <w:sz w:val="21"/>
+        </w:rPr>
+        <w:t>. Lorsque vous modifiez une API, vérifiez les éléments de requête, les éléments de réponse, les intentions associées et les paramètres d'authentification. Les tests d'interconnexion externe réels et les résultats de connexion opérationnelle nécessitent une vérification séparée.</w:t>
       </w:r>
     </w:p>
     <w:p>
@@ -1715,6 +2120,8 @@
       <w:r>
         <w:rPr>
           <w:rFonts w:ascii="Arial" w:hAnsi="Arial" w:eastAsia="Arial"/>
+          <w:b w:val="0"/>
+          <w:i w:val="0"/>
           <w:sz w:val="21"/>
         </w:rPr>
         <w:t>Simulateur : écran pour saisir l'énoncé et vérifier la réponse</w:t>
@@ -1728,6 +2135,8 @@
       <w:r>
         <w:rPr>
           <w:rFonts w:ascii="Arial" w:hAnsi="Arial" w:eastAsia="Arial"/>
+          <w:b w:val="0"/>
+          <w:i w:val="0"/>
           <w:sz w:val="21"/>
         </w:rPr>
         <w:t>Analyse : écran permettant de vérifier les résultats cumulés de la classification et les étapes de classification appliquées</w:t>
@@ -1741,6 +2150,8 @@
       <w:r>
         <w:rPr>
           <w:rFonts w:ascii="Arial" w:hAnsi="Arial" w:eastAsia="Arial"/>
+          <w:b w:val="0"/>
+          <w:i w:val="0"/>
           <w:sz w:val="21"/>
         </w:rPr>
         <w:t>Évaluation : écran permettant de vérifier les données et les résultats de l'évaluation préparée</w:t>
@@ -1754,6 +2165,8 @@
       <w:r>
         <w:rPr>
           <w:rFonts w:ascii="Arial" w:hAnsi="Arial" w:eastAsia="Arial"/>
+          <w:b w:val="0"/>
+          <w:i w:val="0"/>
           <w:sz w:val="21"/>
         </w:rPr>
         <w:t>Historique des conversations : écran permettant de vérifier les résultats des conversations réelles ou enregistrées</w:t>
@@ -1767,6 +2180,8 @@
       <w:r>
         <w:rPr>
           <w:rFonts w:ascii="Arial" w:hAnsi="Arial" w:eastAsia="Arial"/>
+          <w:b w:val="0"/>
+          <w:i w:val="0"/>
           <w:sz w:val="21"/>
         </w:rPr>
         <w:t>Réentraîner : écran pour refléter à nouveau les données de retour ou de correction</w:t>
@@ -1817,6 +2232,7 @@
               <w:rPr>
                 <w:rFonts w:ascii="Arial" w:hAnsi="Arial" w:eastAsia="Arial"/>
                 <w:b/>
+                <w:i w:val="0"/>
                 <w:color w:val="1F4D78"/>
                 <w:sz w:val="18"/>
               </w:rPr>
@@ -1845,6 +2261,7 @@
               <w:rPr>
                 <w:rFonts w:ascii="Arial" w:hAnsi="Arial" w:eastAsia="Arial"/>
                 <w:b/>
+                <w:i w:val="0"/>
                 <w:color w:val="1F4D78"/>
                 <w:sz w:val="18"/>
               </w:rPr>
@@ -1874,6 +2291,7 @@
               <w:rPr>
                 <w:rFonts w:ascii="Arial" w:hAnsi="Arial" w:eastAsia="Arial"/>
                 <w:b w:val="0"/>
+                <w:i w:val="0"/>
                 <w:sz w:val="18"/>
               </w:rPr>
               <w:t>simulateur</w:t>
@@ -1900,6 +2318,7 @@
               <w:rPr>
                 <w:rFonts w:ascii="Arial" w:hAnsi="Arial" w:eastAsia="Arial"/>
                 <w:b w:val="0"/>
+                <w:i w:val="0"/>
                 <w:sz w:val="18"/>
               </w:rPr>
               <w:t>Bot &gt; Version &gt; Simulateur</w:t>
@@ -1928,6 +2347,7 @@
               <w:rPr>
                 <w:rFonts w:ascii="Arial" w:hAnsi="Arial" w:eastAsia="Arial"/>
                 <w:b w:val="0"/>
+                <w:i w:val="0"/>
                 <w:sz w:val="18"/>
               </w:rPr>
               <w:t>analyse</w:t>
@@ -1954,6 +2374,7 @@
               <w:rPr>
                 <w:rFonts w:ascii="Arial" w:hAnsi="Arial" w:eastAsia="Arial"/>
                 <w:b w:val="0"/>
+                <w:i w:val="0"/>
                 <w:sz w:val="18"/>
               </w:rPr>
               <w:t>Bot &gt; Version &gt; Analyses</w:t>
@@ -1982,6 +2403,7 @@
               <w:rPr>
                 <w:rFonts w:ascii="Arial" w:hAnsi="Arial" w:eastAsia="Arial"/>
                 <w:b w:val="0"/>
+                <w:i w:val="0"/>
                 <w:sz w:val="18"/>
               </w:rPr>
               <w:t>évaluation</w:t>
@@ -2008,6 +2430,7 @@
               <w:rPr>
                 <w:rFonts w:ascii="Arial" w:hAnsi="Arial" w:eastAsia="Arial"/>
                 <w:b w:val="0"/>
+                <w:i w:val="0"/>
                 <w:sz w:val="18"/>
               </w:rPr>
               <w:t>Bot &gt; Version &gt; Évaluation</w:t>
@@ -2036,6 +2459,7 @@
               <w:rPr>
                 <w:rFonts w:ascii="Arial" w:hAnsi="Arial" w:eastAsia="Arial"/>
                 <w:b w:val="0"/>
+                <w:i w:val="0"/>
                 <w:sz w:val="18"/>
               </w:rPr>
               <w:t>historique des conversations</w:t>
@@ -2062,6 +2486,7 @@
               <w:rPr>
                 <w:rFonts w:ascii="Arial" w:hAnsi="Arial" w:eastAsia="Arial"/>
                 <w:b w:val="0"/>
+                <w:i w:val="0"/>
                 <w:sz w:val="18"/>
               </w:rPr>
               <w:t>Bot &gt; Version &gt; Historique des conversations</w:t>
@@ -2090,6 +2515,7 @@
               <w:rPr>
                 <w:rFonts w:ascii="Arial" w:hAnsi="Arial" w:eastAsia="Arial"/>
                 <w:b w:val="0"/>
+                <w:i w:val="0"/>
                 <w:sz w:val="18"/>
               </w:rPr>
               <w:t>Réapprentissage</w:t>
@@ -2116,6 +2542,7 @@
               <w:rPr>
                 <w:rFonts w:ascii="Arial" w:hAnsi="Arial" w:eastAsia="Arial"/>
                 <w:b w:val="0"/>
+                <w:i w:val="0"/>
                 <w:sz w:val="18"/>
               </w:rPr>
               <w:t>Bot &gt; Version &gt; Réentraîner</w:t>
@@ -2180,6 +2607,8 @@
       <w:r>
         <w:rPr>
           <w:rFonts w:ascii="Arial" w:hAnsi="Arial" w:eastAsia="Arial"/>
+          <w:b w:val="0"/>
+          <w:i w:val="0"/>
           <w:sz w:val="21"/>
         </w:rPr>
         <w:t>Gestion des utilisateurs : gestion des utilisateurs, historique des connexions, gestion des groupes</w:t>
@@ -2193,6 +2622,8 @@
       <w:r>
         <w:rPr>
           <w:rFonts w:ascii="Arial" w:hAnsi="Arial" w:eastAsia="Arial"/>
+          <w:b w:val="0"/>
+          <w:i w:val="0"/>
           <w:sz w:val="21"/>
         </w:rPr>
         <w:t>Demande d'état : journal des opérations/système, état du bot, historique d'apprentissage, historique des conversations, historique des appels API, historique des files d'attente, commentaires par intention</w:t>
@@ -2206,6 +2637,8 @@
       <w:r>
         <w:rPr>
           <w:rFonts w:ascii="Arial" w:hAnsi="Arial" w:eastAsia="Arial"/>
+          <w:b w:val="0"/>
+          <w:i w:val="0"/>
           <w:sz w:val="21"/>
         </w:rPr>
         <w:t>Gestion des conversations : variables communes, message par défaut</w:t>
@@ -2219,6 +2652,8 @@
       <w:r>
         <w:rPr>
           <w:rFonts w:ascii="Arial" w:hAnsi="Arial" w:eastAsia="Arial"/>
+          <w:b w:val="0"/>
+          <w:i w:val="0"/>
           <w:sz w:val="21"/>
         </w:rPr>
         <w:t>Connexion système : canal, état de connexion de la station robot</w:t>
@@ -2232,6 +2667,8 @@
       <w:r>
         <w:rPr>
           <w:rFonts w:ascii="Arial" w:hAnsi="Arial" w:eastAsia="Arial"/>
+          <w:b w:val="0"/>
+          <w:i w:val="0"/>
           <w:sz w:val="21"/>
         </w:rPr>
         <w:t>Autre gestion : modèles, licences</w:t>
@@ -2256,6 +2693,8 @@
       <w:r>
         <w:rPr>
           <w:rFonts w:ascii="Arial" w:hAnsi="Arial" w:eastAsia="Arial"/>
+          <w:b w:val="0"/>
+          <w:i w:val="0"/>
           <w:sz w:val="21"/>
         </w:rPr>
         <w:t>Gestion des utilisateurs : gestion des utilisateurs, historique des connexions, gestion des groupes</w:t>
@@ -2269,6 +2708,8 @@
       <w:r>
         <w:rPr>
           <w:rFonts w:ascii="Arial" w:hAnsi="Arial" w:eastAsia="Arial"/>
+          <w:b w:val="0"/>
+          <w:i w:val="0"/>
           <w:sz w:val="21"/>
         </w:rPr>
         <w:t>Demande d'état : demande de journal d'exploitation/système, demande d'état du robot, demande d'historique d'apprentissage, demande d'historique de conversation, demande d'historique d'appels API, demande d'historique de file d'attente, demande de commentaires par intention</w:t>
@@ -2282,6 +2723,8 @@
       <w:r>
         <w:rPr>
           <w:rFonts w:ascii="Arial" w:hAnsi="Arial" w:eastAsia="Arial"/>
+          <w:b w:val="0"/>
+          <w:i w:val="0"/>
           <w:sz w:val="21"/>
         </w:rPr>
         <w:t>Gestion des conversations : gestion des variables communes, gestion des messages de base</w:t>
@@ -2295,6 +2738,8 @@
       <w:r>
         <w:rPr>
           <w:rFonts w:ascii="Arial" w:hAnsi="Arial" w:eastAsia="Arial"/>
+          <w:b w:val="0"/>
+          <w:i w:val="0"/>
           <w:sz w:val="21"/>
         </w:rPr>
         <w:t>Connexion système : gestion des canaux, état de connexion de la station bot</w:t>
@@ -2308,6 +2753,8 @@
       <w:r>
         <w:rPr>
           <w:rFonts w:ascii="Arial" w:hAnsi="Arial" w:eastAsia="Arial"/>
+          <w:b w:val="0"/>
+          <w:i w:val="0"/>
           <w:sz w:val="21"/>
         </w:rPr>
         <w:t>Autre gestion : liste de modèles, recherche de licence</w:t>
@@ -2335,9 +2782,20 @@
       <w:r>
         <w:rPr>
           <w:rFonts w:ascii="Arial" w:hAnsi="Arial" w:eastAsia="Arial"/>
-          <w:sz w:val="21"/>
-        </w:rPr>
-        <w:t>`Gestion des canaux` : gère l'ID du canal, le nom du canal, le fournisseur, le type de moteur de rendu, la disponibilité et les paramètres de connexion.</w:t>
+          <w:b/>
+          <w:i w:val="0"/>
+          <w:sz w:val="21"/>
+        </w:rPr>
+        <w:t>Gestion des canaux</w:t>
+      </w:r>
+      <w:r>
+        <w:rPr>
+          <w:rFonts w:ascii="Arial" w:hAnsi="Arial" w:eastAsia="Arial"/>
+          <w:b w:val="0"/>
+          <w:i w:val="0"/>
+          <w:sz w:val="21"/>
+        </w:rPr>
+        <w:t xml:space="preserve"> : gère l'ID du canal, le nom du canal, le fournisseur, le type de moteur de rendu, la disponibilité et les paramètres de connexion.</w:t>
       </w:r>
     </w:p>
     <w:p>
@@ -2348,9 +2806,20 @@
       <w:r>
         <w:rPr>
           <w:rFonts w:ascii="Arial" w:hAnsi="Arial" w:eastAsia="Arial"/>
-          <w:sz w:val="21"/>
-        </w:rPr>
-        <w:t>`État de la connexion Botstation` : vérifiez l'état de liaison du groupe, du canal, du bot, de la version d'exploitation et du canal actif.</w:t>
+          <w:b/>
+          <w:i w:val="0"/>
+          <w:sz w:val="21"/>
+        </w:rPr>
+        <w:t>État de la connexion Botstation</w:t>
+      </w:r>
+      <w:r>
+        <w:rPr>
+          <w:rFonts w:ascii="Arial" w:hAnsi="Arial" w:eastAsia="Arial"/>
+          <w:b w:val="0"/>
+          <w:i w:val="0"/>
+          <w:sz w:val="21"/>
+        </w:rPr>
+        <w:t xml:space="preserve"> : vérifiez l'état de liaison du groupe, du canal, du bot, de la version d'exploitation et du canal actif.</w:t>
       </w:r>
     </w:p>
     <w:p>
@@ -2408,6 +2877,7 @@
       <w:r>
         <w:rPr>
           <w:rFonts w:ascii="Arial" w:hAnsi="Arial" w:eastAsia="Arial"/>
+          <w:b w:val="0"/>
           <w:i/>
           <w:color w:val="5F6368"/>
           <w:sz w:val="19"/>
@@ -2448,6 +2918,8 @@
       <w:r>
         <w:rPr>
           <w:rFonts w:ascii="Arial" w:hAnsi="Arial" w:eastAsia="Arial"/>
+          <w:b w:val="0"/>
+          <w:i w:val="0"/>
           <w:sz w:val="21"/>
         </w:rPr>
         <w:t>Application Kakao Developers et ID d'application</w:t>
@@ -2461,6 +2933,8 @@
       <w:r>
         <w:rPr>
           <w:rFonts w:ascii="Arial" w:hAnsi="Arial" w:eastAsia="Arial"/>
+          <w:b w:val="0"/>
+          <w:i w:val="0"/>
           <w:sz w:val="21"/>
         </w:rPr>
         <w:t>État de connexion du canal KakaoTalk et du canal professionnel</w:t>
@@ -2474,6 +2948,8 @@
       <w:r>
         <w:rPr>
           <w:rFonts w:ascii="Arial" w:hAnsi="Arial" w:eastAsia="Arial"/>
+          <w:b w:val="0"/>
+          <w:i w:val="0"/>
           <w:sz w:val="21"/>
         </w:rPr>
         <w:t>Kakao Business Chatbot et canal d'exploitation</w:t>
@@ -2487,6 +2963,8 @@
       <w:r>
         <w:rPr>
           <w:rFonts w:ascii="Arial" w:hAnsi="Arial" w:eastAsia="Arial"/>
+          <w:b w:val="0"/>
+          <w:i w:val="0"/>
           <w:sz w:val="21"/>
         </w:rPr>
         <w:t>Bots et versions d'exploitation à utiliser dans CGA</w:t>
@@ -2500,6 +2978,8 @@
       <w:r>
         <w:rPr>
           <w:rFonts w:ascii="Arial" w:hAnsi="Arial" w:eastAsia="Arial"/>
+          <w:b w:val="0"/>
+          <w:i w:val="0"/>
           <w:sz w:val="21"/>
         </w:rPr>
         <w:t>URL de compétence et URL de test émises par CGA</w:t>
@@ -2513,6 +2993,8 @@
       <w:r>
         <w:rPr>
           <w:rFonts w:ascii="Arial" w:hAnsi="Arial" w:eastAsia="Arial"/>
+          <w:b w:val="0"/>
+          <w:i w:val="0"/>
           <w:sz w:val="21"/>
         </w:rPr>
         <w:t>En-têtes opérationnels et de test requis</w:t>
@@ -2545,93 +3027,215 @@
     </w:p>
     <w:p>
       <w:pPr>
-        <w:pStyle w:val="ListNumber"/>
         <w:spacing w:after="80"/>
-      </w:pPr>
-      <w:r>
-        <w:rPr>
-          <w:rFonts w:ascii="Arial" w:hAnsi="Arial" w:eastAsia="Arial"/>
-          <w:sz w:val="21"/>
-        </w:rPr>
-        <w:t>Connectez-vous à [Kakao Developers](https://developers.kakao.com/).</w:t>
+        <w:ind w:left="360" w:hanging="288"/>
+      </w:pPr>
+      <w:r>
+        <w:rPr>
+          <w:rFonts w:ascii="Arial" w:hAnsi="Arial" w:eastAsia="Arial"/>
+          <w:b w:val="0"/>
+          <w:i w:val="0"/>
+          <w:sz w:val="21"/>
+        </w:rPr>
+        <w:t xml:space="preserve">1. Connectez-vous à </w:t>
+      </w:r>
+      <w:r>
+        <w:rPr>
+          <w:rFonts w:ascii="Arial" w:hAnsi="Arial" w:eastAsia="Arial"/>
+          <w:b w:val="0"/>
+          <w:i w:val="0"/>
+          <w:sz w:val="21"/>
+        </w:rPr>
+        <w:t>Kakao Developers</w:t>
+      </w:r>
+      <w:r>
+        <w:rPr>
+          <w:rFonts w:ascii="Arial" w:hAnsi="Arial" w:eastAsia="Arial"/>
+          <w:b w:val="0"/>
+          <w:i w:val="0"/>
+          <w:sz w:val="21"/>
+        </w:rPr>
+        <w:t>.</w:t>
       </w:r>
     </w:p>
     <w:p>
       <w:pPr>
-        <w:pStyle w:val="ListNumber"/>
         <w:spacing w:after="80"/>
-      </w:pPr>
-      <w:r>
-        <w:rPr>
-          <w:rFonts w:ascii="Arial" w:hAnsi="Arial" w:eastAsia="Arial"/>
-          <w:sz w:val="21"/>
-        </w:rPr>
-        <w:t>Sélectionnez l'application à connecter dans le menu **Application**.</w:t>
+        <w:ind w:left="360" w:hanging="288"/>
+      </w:pPr>
+      <w:r>
+        <w:rPr>
+          <w:rFonts w:ascii="Arial" w:hAnsi="Arial" w:eastAsia="Arial"/>
+          <w:b w:val="0"/>
+          <w:i w:val="0"/>
+          <w:sz w:val="21"/>
+        </w:rPr>
+        <w:t xml:space="preserve">2. Sélectionnez l'application à connecter dans le menu </w:t>
+      </w:r>
+      <w:r>
+        <w:rPr>
+          <w:rFonts w:ascii="Arial" w:hAnsi="Arial" w:eastAsia="Arial"/>
+          <w:b/>
+          <w:i w:val="0"/>
+          <w:sz w:val="21"/>
+        </w:rPr>
+        <w:t>Application</w:t>
+      </w:r>
+      <w:r>
+        <w:rPr>
+          <w:rFonts w:ascii="Arial" w:hAnsi="Arial" w:eastAsia="Arial"/>
+          <w:b w:val="0"/>
+          <w:i w:val="0"/>
+          <w:sz w:val="21"/>
+        </w:rPr>
+        <w:t>.</w:t>
       </w:r>
     </w:p>
     <w:p>
       <w:pPr>
-        <w:pStyle w:val="ListNumber"/>
         <w:spacing w:after="80"/>
-      </w:pPr>
-      <w:r>
-        <w:rPr>
-          <w:rFonts w:ascii="Arial" w:hAnsi="Arial" w:eastAsia="Arial"/>
-          <w:sz w:val="21"/>
-        </w:rPr>
-        <w:t>Vérifiez le nom et l'ID de l'application.</w:t>
+        <w:ind w:left="360" w:hanging="288"/>
+      </w:pPr>
+      <w:r>
+        <w:rPr>
+          <w:rFonts w:ascii="Arial" w:hAnsi="Arial" w:eastAsia="Arial"/>
+          <w:b w:val="0"/>
+          <w:i w:val="0"/>
+          <w:sz w:val="21"/>
+        </w:rPr>
+        <w:t>3. Vérifiez le nom et l'ID de l'application.</w:t>
       </w:r>
     </w:p>
     <w:p>
       <w:pPr>
-        <w:pStyle w:val="ListNumber"/>
         <w:spacing w:after="80"/>
-      </w:pPr>
-      <w:r>
-        <w:rPr>
-          <w:rFonts w:ascii="Arial" w:hAnsi="Arial" w:eastAsia="Arial"/>
-          <w:sz w:val="21"/>
-        </w:rPr>
-        <w:t>Si la connexion Kakao est requise dans **Connexion Kakao &gt; Général**, définissez le statut sur `ON` et enregistrez.</w:t>
+        <w:ind w:left="360" w:hanging="288"/>
+      </w:pPr>
+      <w:r>
+        <w:rPr>
+          <w:rFonts w:ascii="Arial" w:hAnsi="Arial" w:eastAsia="Arial"/>
+          <w:b w:val="0"/>
+          <w:i w:val="0"/>
+          <w:sz w:val="21"/>
+        </w:rPr>
+        <w:t xml:space="preserve">4. Si la connexion Kakao est requise dans </w:t>
+      </w:r>
+      <w:r>
+        <w:rPr>
+          <w:rFonts w:ascii="Arial" w:hAnsi="Arial" w:eastAsia="Arial"/>
+          <w:b/>
+          <w:i w:val="0"/>
+          <w:sz w:val="21"/>
+        </w:rPr>
+        <w:t>Connexion Kakao &gt; Général</w:t>
+      </w:r>
+      <w:r>
+        <w:rPr>
+          <w:rFonts w:ascii="Arial" w:hAnsi="Arial" w:eastAsia="Arial"/>
+          <w:b w:val="0"/>
+          <w:i w:val="0"/>
+          <w:sz w:val="21"/>
+        </w:rPr>
+        <w:t xml:space="preserve">, définissez le statut sur </w:t>
+      </w:r>
+      <w:r>
+        <w:rPr>
+          <w:rFonts w:ascii="Arial" w:hAnsi="Arial" w:eastAsia="Arial"/>
+          <w:b/>
+          <w:i w:val="0"/>
+          <w:sz w:val="21"/>
+        </w:rPr>
+        <w:t>ON</w:t>
+      </w:r>
+      <w:r>
+        <w:rPr>
+          <w:rFonts w:ascii="Arial" w:hAnsi="Arial" w:eastAsia="Arial"/>
+          <w:b w:val="0"/>
+          <w:i w:val="0"/>
+          <w:sz w:val="21"/>
+        </w:rPr>
+        <w:t xml:space="preserve"> et enregistrez.</w:t>
       </w:r>
     </w:p>
     <w:p>
       <w:pPr>
-        <w:pStyle w:val="ListNumber"/>
         <w:spacing w:after="80"/>
-      </w:pPr>
-      <w:r>
-        <w:rPr>
-          <w:rFonts w:ascii="Arial" w:hAnsi="Arial" w:eastAsia="Arial"/>
-          <w:sz w:val="21"/>
-        </w:rPr>
-        <w:t>Vérifiez les informations de base sur l'application et l'état de conversion de l'application Biz dans **Certification d'entreprise &gt; Changement d'application Biz**.</w:t>
+        <w:ind w:left="360" w:hanging="288"/>
+      </w:pPr>
+      <w:r>
+        <w:rPr>
+          <w:rFonts w:ascii="Arial" w:hAnsi="Arial" w:eastAsia="Arial"/>
+          <w:b w:val="0"/>
+          <w:i w:val="0"/>
+          <w:sz w:val="21"/>
+        </w:rPr>
+        <w:t xml:space="preserve">5. Vérifiez les informations de base sur l'application et l'état de conversion de l'application Biz dans </w:t>
+      </w:r>
+      <w:r>
+        <w:rPr>
+          <w:rFonts w:ascii="Arial" w:hAnsi="Arial" w:eastAsia="Arial"/>
+          <w:b/>
+          <w:i w:val="0"/>
+          <w:sz w:val="21"/>
+        </w:rPr>
+        <w:t>Certification d'entreprise &gt; Changement d'application Biz</w:t>
+      </w:r>
+      <w:r>
+        <w:rPr>
+          <w:rFonts w:ascii="Arial" w:hAnsi="Arial" w:eastAsia="Arial"/>
+          <w:b w:val="0"/>
+          <w:i w:val="0"/>
+          <w:sz w:val="21"/>
+        </w:rPr>
+        <w:t>.</w:t>
       </w:r>
     </w:p>
     <w:p>
       <w:pPr>
-        <w:pStyle w:val="ListNumber"/>
         <w:spacing w:after="80"/>
-      </w:pPr>
-      <w:r>
-        <w:rPr>
-          <w:rFonts w:ascii="Arial" w:hAnsi="Arial" w:eastAsia="Arial"/>
-          <w:sz w:val="21"/>
-        </w:rPr>
-        <w:t>Vérifiez l'éligibilité de la candidature et examinez l'état dans **KakaoTalk Channel &gt; Business Channel Connection**.</w:t>
+        <w:ind w:left="360" w:hanging="288"/>
+      </w:pPr>
+      <w:r>
+        <w:rPr>
+          <w:rFonts w:ascii="Arial" w:hAnsi="Arial" w:eastAsia="Arial"/>
+          <w:b w:val="0"/>
+          <w:i w:val="0"/>
+          <w:sz w:val="21"/>
+        </w:rPr>
+        <w:t xml:space="preserve">6. Vérifiez l'éligibilité de la candidature et examinez l'état dans </w:t>
+      </w:r>
+      <w:r>
+        <w:rPr>
+          <w:rFonts w:ascii="Arial" w:hAnsi="Arial" w:eastAsia="Arial"/>
+          <w:b/>
+          <w:i w:val="0"/>
+          <w:sz w:val="21"/>
+        </w:rPr>
+        <w:t>KakaoTalk Channel &gt; Business Channel Connection</w:t>
+      </w:r>
+      <w:r>
+        <w:rPr>
+          <w:rFonts w:ascii="Arial" w:hAnsi="Arial" w:eastAsia="Arial"/>
+          <w:b w:val="0"/>
+          <w:i w:val="0"/>
+          <w:sz w:val="21"/>
+        </w:rPr>
+        <w:t>.</w:t>
       </w:r>
     </w:p>
     <w:p>
       <w:pPr>
-        <w:pStyle w:val="ListNumber"/>
         <w:spacing w:after="80"/>
-      </w:pPr>
-      <w:r>
-        <w:rPr>
-          <w:rFonts w:ascii="Arial" w:hAnsi="Arial" w:eastAsia="Arial"/>
-          <w:sz w:val="21"/>
-        </w:rPr>
-        <w:t>Vérifiez la clé API REST dans les paramètres de l'application, mais n'exposez pas la valeur réelle de la clé à l'extérieur.</w:t>
+        <w:ind w:left="360" w:hanging="288"/>
+      </w:pPr>
+      <w:r>
+        <w:rPr>
+          <w:rFonts w:ascii="Arial" w:hAnsi="Arial" w:eastAsia="Arial"/>
+          <w:b w:val="0"/>
+          <w:i w:val="0"/>
+          <w:sz w:val="21"/>
+        </w:rPr>
+        <w:t>7. Vérifiez la clé API REST dans les paramètres de l'application, mais n'exposez pas la valeur réelle de la clé à l'extérieur.</w:t>
       </w:r>
     </w:p>
     <w:p>
@@ -2661,67 +3265,149 @@
     </w:p>
     <w:p>
       <w:pPr>
-        <w:pStyle w:val="ListNumber"/>
         <w:spacing w:after="80"/>
-      </w:pPr>
-      <w:r>
-        <w:rPr>
-          <w:rFonts w:ascii="Arial" w:hAnsi="Arial" w:eastAsia="Arial"/>
-          <w:sz w:val="21"/>
-        </w:rPr>
-        <w:t>Vérifiez le canal à connecter dans [KakaoTalk Channel Management Center](https://center-pf.kakao.com/) ou Kakao Business Management Center.</w:t>
+        <w:ind w:left="360" w:hanging="288"/>
+      </w:pPr>
+      <w:r>
+        <w:rPr>
+          <w:rFonts w:ascii="Arial" w:hAnsi="Arial" w:eastAsia="Arial"/>
+          <w:b w:val="0"/>
+          <w:i w:val="0"/>
+          <w:sz w:val="21"/>
+        </w:rPr>
+        <w:t xml:space="preserve">1. Vérifiez le canal à connecter dans </w:t>
+      </w:r>
+      <w:r>
+        <w:rPr>
+          <w:rFonts w:ascii="Arial" w:hAnsi="Arial" w:eastAsia="Arial"/>
+          <w:b w:val="0"/>
+          <w:i w:val="0"/>
+          <w:sz w:val="21"/>
+        </w:rPr>
+        <w:t>KakaoTalk Channel Management Center</w:t>
+      </w:r>
+      <w:r>
+        <w:rPr>
+          <w:rFonts w:ascii="Arial" w:hAnsi="Arial" w:eastAsia="Arial"/>
+          <w:b w:val="0"/>
+          <w:i w:val="0"/>
+          <w:sz w:val="21"/>
+        </w:rPr>
+        <w:t xml:space="preserve"> ou Kakao Business Management Center.</w:t>
       </w:r>
     </w:p>
     <w:p>
       <w:pPr>
-        <w:pStyle w:val="ListNumber"/>
         <w:spacing w:after="80"/>
-      </w:pPr>
-      <w:r>
-        <w:rPr>
-          <w:rFonts w:ascii="Arial" w:hAnsi="Arial" w:eastAsia="Arial"/>
-          <w:sz w:val="21"/>
-        </w:rPr>
-        <w:t>Assurez-vous que le canal est détectable et disponible.</w:t>
+        <w:ind w:left="360" w:hanging="288"/>
+      </w:pPr>
+      <w:r>
+        <w:rPr>
+          <w:rFonts w:ascii="Arial" w:hAnsi="Arial" w:eastAsia="Arial"/>
+          <w:b w:val="0"/>
+          <w:i w:val="0"/>
+          <w:sz w:val="21"/>
+        </w:rPr>
+        <w:t>2. Assurez-vous que le canal est détectable et disponible.</w:t>
       </w:r>
     </w:p>
     <w:p>
       <w:pPr>
-        <w:pStyle w:val="ListNumber"/>
         <w:spacing w:after="80"/>
-      </w:pPr>
-      <w:r>
-        <w:rPr>
-          <w:rFonts w:ascii="Arial" w:hAnsi="Arial" w:eastAsia="Arial"/>
-          <w:sz w:val="21"/>
-        </w:rPr>
-        <w:t>Créez un chatbot ou sélectionnez un chatbot existant dans **Business Tools &gt; Chatbots**.</w:t>
+        <w:ind w:left="360" w:hanging="288"/>
+      </w:pPr>
+      <w:r>
+        <w:rPr>
+          <w:rFonts w:ascii="Arial" w:hAnsi="Arial" w:eastAsia="Arial"/>
+          <w:b w:val="0"/>
+          <w:i w:val="0"/>
+          <w:sz w:val="21"/>
+        </w:rPr>
+        <w:t xml:space="preserve">3. Créez un chatbot ou sélectionnez un chatbot existant dans </w:t>
+      </w:r>
+      <w:r>
+        <w:rPr>
+          <w:rFonts w:ascii="Arial" w:hAnsi="Arial" w:eastAsia="Arial"/>
+          <w:b/>
+          <w:i w:val="0"/>
+          <w:sz w:val="21"/>
+        </w:rPr>
+        <w:t>Business Tools &gt; Chatbots</w:t>
+      </w:r>
+      <w:r>
+        <w:rPr>
+          <w:rFonts w:ascii="Arial" w:hAnsi="Arial" w:eastAsia="Arial"/>
+          <w:b w:val="0"/>
+          <w:i w:val="0"/>
+          <w:sz w:val="21"/>
+        </w:rPr>
+        <w:t>.</w:t>
       </w:r>
     </w:p>
     <w:p>
       <w:pPr>
-        <w:pStyle w:val="ListNumber"/>
         <w:spacing w:after="80"/>
-      </w:pPr>
-      <w:r>
-        <w:rPr>
-          <w:rFonts w:ascii="Arial" w:hAnsi="Arial" w:eastAsia="Arial"/>
-          <w:sz w:val="21"/>
-        </w:rPr>
-        <w:t>Sélectionnez et enregistrez le canal d'opération à connecter à CGA dans **Paramètres &gt; Sélectionner le canal d'opération** du chatbot.</w:t>
+        <w:ind w:left="360" w:hanging="288"/>
+      </w:pPr>
+      <w:r>
+        <w:rPr>
+          <w:rFonts w:ascii="Arial" w:hAnsi="Arial" w:eastAsia="Arial"/>
+          <w:b w:val="0"/>
+          <w:i w:val="0"/>
+          <w:sz w:val="21"/>
+        </w:rPr>
+        <w:t xml:space="preserve">4. Sélectionnez et enregistrez le canal d'opération à connecter à CGA dans </w:t>
+      </w:r>
+      <w:r>
+        <w:rPr>
+          <w:rFonts w:ascii="Arial" w:hAnsi="Arial" w:eastAsia="Arial"/>
+          <w:b/>
+          <w:i w:val="0"/>
+          <w:sz w:val="21"/>
+        </w:rPr>
+        <w:t>Paramètres &gt; Sélectionner le canal d'opération</w:t>
+      </w:r>
+      <w:r>
+        <w:rPr>
+          <w:rFonts w:ascii="Arial" w:hAnsi="Arial" w:eastAsia="Arial"/>
+          <w:b w:val="0"/>
+          <w:i w:val="0"/>
+          <w:sz w:val="21"/>
+        </w:rPr>
+        <w:t xml:space="preserve"> du chatbot.</w:t>
       </w:r>
     </w:p>
     <w:p>
       <w:pPr>
-        <w:pStyle w:val="ListNumber"/>
         <w:spacing w:after="80"/>
-      </w:pPr>
-      <w:r>
-        <w:rPr>
-          <w:rFonts w:ascii="Arial" w:hAnsi="Arial" w:eastAsia="Arial"/>
-          <w:sz w:val="21"/>
-        </w:rPr>
-        <w:t>Vérifiez que le canal d'opération et le chatbot sont connectés dans **Connect chatbot** dans le tableau de bord du canal.</w:t>
+        <w:ind w:left="360" w:hanging="288"/>
+      </w:pPr>
+      <w:r>
+        <w:rPr>
+          <w:rFonts w:ascii="Arial" w:hAnsi="Arial" w:eastAsia="Arial"/>
+          <w:b w:val="0"/>
+          <w:i w:val="0"/>
+          <w:sz w:val="21"/>
+        </w:rPr>
+        <w:t xml:space="preserve">5. Vérifiez que le canal d'opération et le chatbot sont connectés dans </w:t>
+      </w:r>
+      <w:r>
+        <w:rPr>
+          <w:rFonts w:ascii="Arial" w:hAnsi="Arial" w:eastAsia="Arial"/>
+          <w:b/>
+          <w:i w:val="0"/>
+          <w:sz w:val="21"/>
+        </w:rPr>
+        <w:t>Connect chatbot</w:t>
+      </w:r>
+      <w:r>
+        <w:rPr>
+          <w:rFonts w:ascii="Arial" w:hAnsi="Arial" w:eastAsia="Arial"/>
+          <w:b w:val="0"/>
+          <w:i w:val="0"/>
+          <w:sz w:val="21"/>
+        </w:rPr>
+        <w:t xml:space="preserve"> dans le tableau de bord du canal.</w:t>
       </w:r>
     </w:p>
     <w:p>
@@ -2740,80 +3426,110 @@
     </w:p>
     <w:p>
       <w:pPr>
-        <w:pStyle w:val="ListNumber"/>
         <w:spacing w:after="80"/>
-      </w:pPr>
-      <w:r>
-        <w:rPr>
-          <w:rFonts w:ascii="Arial" w:hAnsi="Arial" w:eastAsia="Arial"/>
-          <w:sz w:val="21"/>
-        </w:rPr>
-        <w:t>Sélectionnez le chatbot cible dans le Kakao Chatbot Management Center.</w:t>
+        <w:ind w:left="360" w:hanging="288"/>
+      </w:pPr>
+      <w:r>
+        <w:rPr>
+          <w:rFonts w:ascii="Arial" w:hAnsi="Arial" w:eastAsia="Arial"/>
+          <w:b w:val="0"/>
+          <w:i w:val="0"/>
+          <w:sz w:val="21"/>
+        </w:rPr>
+        <w:t>1. Sélectionnez le chatbot cible dans le Kakao Chatbot Management Center.</w:t>
       </w:r>
     </w:p>
     <w:p>
       <w:pPr>
-        <w:pStyle w:val="ListNumber"/>
         <w:spacing w:after="80"/>
-      </w:pPr>
-      <w:r>
-        <w:rPr>
-          <w:rFonts w:ascii="Arial" w:hAnsi="Arial" w:eastAsia="Arial"/>
-          <w:sz w:val="21"/>
-        </w:rPr>
-        <w:t>Sélectionnez **Créer un nouveau bloc &gt; Créer une compétence**.</w:t>
+        <w:ind w:left="360" w:hanging="288"/>
+      </w:pPr>
+      <w:r>
+        <w:rPr>
+          <w:rFonts w:ascii="Arial" w:hAnsi="Arial" w:eastAsia="Arial"/>
+          <w:b w:val="0"/>
+          <w:i w:val="0"/>
+          <w:sz w:val="21"/>
+        </w:rPr>
+        <w:t xml:space="preserve">2. Sélectionnez </w:t>
+      </w:r>
+      <w:r>
+        <w:rPr>
+          <w:rFonts w:ascii="Arial" w:hAnsi="Arial" w:eastAsia="Arial"/>
+          <w:b/>
+          <w:i w:val="0"/>
+          <w:sz w:val="21"/>
+        </w:rPr>
+        <w:t>Créer un nouveau bloc &gt; Créer une compétence</w:t>
+      </w:r>
+      <w:r>
+        <w:rPr>
+          <w:rFonts w:ascii="Arial" w:hAnsi="Arial" w:eastAsia="Arial"/>
+          <w:b w:val="0"/>
+          <w:i w:val="0"/>
+          <w:sz w:val="21"/>
+        </w:rPr>
+        <w:t>.</w:t>
       </w:r>
     </w:p>
     <w:p>
       <w:pPr>
-        <w:pStyle w:val="ListNumber"/>
         <w:spacing w:after="80"/>
-      </w:pPr>
-      <w:r>
-        <w:rPr>
-          <w:rFonts w:ascii="Arial" w:hAnsi="Arial" w:eastAsia="Arial"/>
-          <w:sz w:val="21"/>
-        </w:rPr>
-        <w:t>Saisissez le nom de la compétence. Nommez-le selon les règles de fonctionnement et identifiez-le comme une compétence de connexion CGA.</w:t>
+        <w:ind w:left="360" w:hanging="288"/>
+      </w:pPr>
+      <w:r>
+        <w:rPr>
+          <w:rFonts w:ascii="Arial" w:hAnsi="Arial" w:eastAsia="Arial"/>
+          <w:b w:val="0"/>
+          <w:i w:val="0"/>
+          <w:sz w:val="21"/>
+        </w:rPr>
+        <w:t>3. Saisissez le nom de la compétence. Nommez-le selon les règles de fonctionnement et identifiez-le comme une compétence de connexion CGA.</w:t>
       </w:r>
     </w:p>
     <w:p>
       <w:pPr>
-        <w:pStyle w:val="ListNumber"/>
         <w:spacing w:after="80"/>
-      </w:pPr>
-      <w:r>
-        <w:rPr>
-          <w:rFonts w:ascii="Arial" w:hAnsi="Arial" w:eastAsia="Arial"/>
-          <w:sz w:val="21"/>
-        </w:rPr>
-        <w:t>Saisissez respectivement l'URL de la compétence et l'URL du test émises par CGA.</w:t>
+        <w:ind w:left="360" w:hanging="288"/>
+      </w:pPr>
+      <w:r>
+        <w:rPr>
+          <w:rFonts w:ascii="Arial" w:hAnsi="Arial" w:eastAsia="Arial"/>
+          <w:b w:val="0"/>
+          <w:i w:val="0"/>
+          <w:sz w:val="21"/>
+        </w:rPr>
+        <w:t>4. Saisissez respectivement l'URL de la compétence et l'URL du test émises par CGA.</w:t>
       </w:r>
     </w:p>
     <w:p>
       <w:pPr>
-        <w:pStyle w:val="ListNumber"/>
         <w:spacing w:after="80"/>
-      </w:pPr>
-      <w:r>
-        <w:rPr>
-          <w:rFonts w:ascii="Arial" w:hAnsi="Arial" w:eastAsia="Arial"/>
-          <w:sz w:val="21"/>
-        </w:rPr>
-        <w:t>Saisissez respectivement les en-têtes opérationnels et de test, si nécessaire.</w:t>
+        <w:ind w:left="360" w:hanging="288"/>
+      </w:pPr>
+      <w:r>
+        <w:rPr>
+          <w:rFonts w:ascii="Arial" w:hAnsi="Arial" w:eastAsia="Arial"/>
+          <w:b w:val="0"/>
+          <w:i w:val="0"/>
+          <w:sz w:val="21"/>
+        </w:rPr>
+        <w:t>5. Saisissez respectivement les en-têtes opérationnels et de test, si nécessaire.</w:t>
       </w:r>
     </w:p>
     <w:p>
       <w:pPr>
-        <w:pStyle w:val="ListNumber"/>
         <w:spacing w:after="80"/>
-      </w:pPr>
-      <w:r>
-        <w:rPr>
-          <w:rFonts w:ascii="Arial" w:hAnsi="Arial" w:eastAsia="Arial"/>
-          <w:sz w:val="21"/>
-        </w:rPr>
-        <w:t>Après l'enregistrement, vérifiez l'URL, l'URL de test, l'état de saisie de l'en-tête et les blocs applicables sur l'écran des détails de la compétence.</w:t>
+        <w:ind w:left="360" w:hanging="288"/>
+      </w:pPr>
+      <w:r>
+        <w:rPr>
+          <w:rFonts w:ascii="Arial" w:hAnsi="Arial" w:eastAsia="Arial"/>
+          <w:b w:val="0"/>
+          <w:i w:val="0"/>
+          <w:sz w:val="21"/>
+        </w:rPr>
+        <w:t>6. Après l'enregistrement, vérifiez l'URL, l'URL de test, l'état de saisie de l'en-tête et les blocs applicables sur l'écran des détails de la compétence.</w:t>
       </w:r>
     </w:p>
     <w:p>
@@ -2889,7 +3605,25 @@
           <w:i w:val="0"/>
           <w:sz w:val="21"/>
         </w:rPr>
-        <w:t>Figure 6-2-1. `Connexion CGA Kakao` Écran de détails des compétences. Les valeurs d'URL et d'en-tête sont masquées pour des raisons de sécurité.</w:t>
+        <w:t xml:space="preserve">Figure 6-2-1. </w:t>
+      </w:r>
+      <w:r>
+        <w:rPr>
+          <w:rFonts w:ascii="Arial" w:hAnsi="Arial" w:eastAsia="Arial"/>
+          <w:b/>
+          <w:i w:val="0"/>
+          <w:sz w:val="21"/>
+        </w:rPr>
+        <w:t>Connexion CGA Kakao</w:t>
+      </w:r>
+      <w:r>
+        <w:rPr>
+          <w:rFonts w:ascii="Arial" w:hAnsi="Arial" w:eastAsia="Arial"/>
+          <w:b w:val="0"/>
+          <w:i w:val="0"/>
+          <w:sz w:val="21"/>
+        </w:rPr>
+        <w:t xml:space="preserve"> Écran de détails des compétences. Les valeurs d'URL et d'en-tête sont masquées pour des raisons de sécurité.</w:t>
       </w:r>
     </w:p>
     <w:p>
@@ -2908,80 +3642,146 @@
     </w:p>
     <w:p>
       <w:pPr>
-        <w:pStyle w:val="ListNumber"/>
         <w:spacing w:after="80"/>
-      </w:pPr>
-      <w:r>
-        <w:rPr>
-          <w:rFonts w:ascii="Arial" w:hAnsi="Arial" w:eastAsia="Arial"/>
-          <w:sz w:val="21"/>
-        </w:rPr>
-        <w:t>Ouvrez le bloc de bienvenue du chatbot.</w:t>
+        <w:ind w:left="360" w:hanging="288"/>
+      </w:pPr>
+      <w:r>
+        <w:rPr>
+          <w:rFonts w:ascii="Arial" w:hAnsi="Arial" w:eastAsia="Arial"/>
+          <w:b w:val="0"/>
+          <w:i w:val="0"/>
+          <w:sz w:val="21"/>
+        </w:rPr>
+        <w:t>1. Ouvrez le bloc de bienvenue du chatbot.</w:t>
       </w:r>
     </w:p>
     <w:p>
       <w:pPr>
-        <w:pStyle w:val="ListNumber"/>
         <w:spacing w:after="80"/>
-      </w:pPr>
-      <w:r>
-        <w:rPr>
-          <w:rFonts w:ascii="Arial" w:hAnsi="Arial" w:eastAsia="Arial"/>
-          <w:sz w:val="21"/>
-        </w:rPr>
-        <w:t>Sélectionnez la compétence de connexion CGA dans **Paramètres**.</w:t>
+        <w:ind w:left="360" w:hanging="288"/>
+      </w:pPr>
+      <w:r>
+        <w:rPr>
+          <w:rFonts w:ascii="Arial" w:hAnsi="Arial" w:eastAsia="Arial"/>
+          <w:b w:val="0"/>
+          <w:i w:val="0"/>
+          <w:sz w:val="21"/>
+        </w:rPr>
+        <w:t xml:space="preserve">2. Sélectionnez la compétence de connexion CGA dans </w:t>
+      </w:r>
+      <w:r>
+        <w:rPr>
+          <w:rFonts w:ascii="Arial" w:hAnsi="Arial" w:eastAsia="Arial"/>
+          <w:b/>
+          <w:i w:val="0"/>
+          <w:sz w:val="21"/>
+        </w:rPr>
+        <w:t>Paramètres</w:t>
+      </w:r>
+      <w:r>
+        <w:rPr>
+          <w:rFonts w:ascii="Arial" w:hAnsi="Arial" w:eastAsia="Arial"/>
+          <w:b w:val="0"/>
+          <w:i w:val="0"/>
+          <w:sz w:val="21"/>
+        </w:rPr>
+        <w:t>.</w:t>
       </w:r>
     </w:p>
     <w:p>
       <w:pPr>
-        <w:pStyle w:val="ListNumber"/>
         <w:spacing w:after="80"/>
-      </w:pPr>
-      <w:r>
-        <w:rPr>
-          <w:rFonts w:ascii="Arial" w:hAnsi="Arial" w:eastAsia="Arial"/>
-          <w:sz w:val="21"/>
-        </w:rPr>
-        <w:t>Sélectionnez **Utiliser les données de compétences** dans les paramètres de réponse du bot.</w:t>
+        <w:ind w:left="360" w:hanging="288"/>
+      </w:pPr>
+      <w:r>
+        <w:rPr>
+          <w:rFonts w:ascii="Arial" w:hAnsi="Arial" w:eastAsia="Arial"/>
+          <w:b w:val="0"/>
+          <w:i w:val="0"/>
+          <w:sz w:val="21"/>
+        </w:rPr>
+        <w:t xml:space="preserve">3. Sélectionnez </w:t>
+      </w:r>
+      <w:r>
+        <w:rPr>
+          <w:rFonts w:ascii="Arial" w:hAnsi="Arial" w:eastAsia="Arial"/>
+          <w:b/>
+          <w:i w:val="0"/>
+          <w:sz w:val="21"/>
+        </w:rPr>
+        <w:t>Utiliser les données de compétences</w:t>
+      </w:r>
+      <w:r>
+        <w:rPr>
+          <w:rFonts w:ascii="Arial" w:hAnsi="Arial" w:eastAsia="Arial"/>
+          <w:b w:val="0"/>
+          <w:i w:val="0"/>
+          <w:sz w:val="21"/>
+        </w:rPr>
+        <w:t xml:space="preserve"> dans les paramètres de réponse du bot.</w:t>
       </w:r>
     </w:p>
     <w:p>
       <w:pPr>
-        <w:pStyle w:val="ListNumber"/>
         <w:spacing w:after="80"/>
-      </w:pPr>
-      <w:r>
-        <w:rPr>
-          <w:rFonts w:ascii="Arial" w:hAnsi="Arial" w:eastAsia="Arial"/>
-          <w:sz w:val="21"/>
-        </w:rPr>
-        <w:t>Enregistrer.</w:t>
+        <w:ind w:left="360" w:hanging="288"/>
+      </w:pPr>
+      <w:r>
+        <w:rPr>
+          <w:rFonts w:ascii="Arial" w:hAnsi="Arial" w:eastAsia="Arial"/>
+          <w:b w:val="0"/>
+          <w:i w:val="0"/>
+          <w:sz w:val="21"/>
+        </w:rPr>
+        <w:t>4. Enregistrer.</w:t>
       </w:r>
     </w:p>
     <w:p>
       <w:pPr>
-        <w:pStyle w:val="ListNumber"/>
         <w:spacing w:after="80"/>
-      </w:pPr>
-      <w:r>
-        <w:rPr>
-          <w:rFonts w:ascii="Arial" w:hAnsi="Arial" w:eastAsia="Arial"/>
-          <w:sz w:val="21"/>
-        </w:rPr>
-        <w:t>Définissez la même compétence de connexion CGA et **utilisez les données de compétence** dans le bloc de secours.</w:t>
+        <w:ind w:left="360" w:hanging="288"/>
+      </w:pPr>
+      <w:r>
+        <w:rPr>
+          <w:rFonts w:ascii="Arial" w:hAnsi="Arial" w:eastAsia="Arial"/>
+          <w:b w:val="0"/>
+          <w:i w:val="0"/>
+          <w:sz w:val="21"/>
+        </w:rPr>
+        <w:t xml:space="preserve">5. Définissez la même compétence de connexion CGA et </w:t>
+      </w:r>
+      <w:r>
+        <w:rPr>
+          <w:rFonts w:ascii="Arial" w:hAnsi="Arial" w:eastAsia="Arial"/>
+          <w:b/>
+          <w:i w:val="0"/>
+          <w:sz w:val="21"/>
+        </w:rPr>
+        <w:t>utilisez les données de compétence</w:t>
+      </w:r>
+      <w:r>
+        <w:rPr>
+          <w:rFonts w:ascii="Arial" w:hAnsi="Arial" w:eastAsia="Arial"/>
+          <w:b w:val="0"/>
+          <w:i w:val="0"/>
+          <w:sz w:val="21"/>
+        </w:rPr>
+        <w:t xml:space="preserve"> dans le bloc de secours.</w:t>
       </w:r>
     </w:p>
     <w:p>
       <w:pPr>
-        <w:pStyle w:val="ListNumber"/>
         <w:spacing w:after="80"/>
-      </w:pPr>
-      <w:r>
-        <w:rPr>
-          <w:rFonts w:ascii="Arial" w:hAnsi="Arial" w:eastAsia="Arial"/>
-          <w:sz w:val="21"/>
-        </w:rPr>
-        <w:t>Revérifiez les résultats de la sauvegarde et l'état de la connexion pour chaque bloc.</w:t>
+        <w:ind w:left="360" w:hanging="288"/>
+      </w:pPr>
+      <w:r>
+        <w:rPr>
+          <w:rFonts w:ascii="Arial" w:hAnsi="Arial" w:eastAsia="Arial"/>
+          <w:b w:val="0"/>
+          <w:i w:val="0"/>
+          <w:sz w:val="21"/>
+        </w:rPr>
+        <w:t>6. Revérifiez les résultats de la sauvegarde et l'état de la connexion pour chaque bloc.</w:t>
       </w:r>
     </w:p>
     <w:p>
@@ -3141,80 +3941,128 @@
     </w:p>
     <w:p>
       <w:pPr>
-        <w:pStyle w:val="ListNumber"/>
         <w:spacing w:after="80"/>
-      </w:pPr>
-      <w:r>
-        <w:rPr>
-          <w:rFonts w:ascii="Arial" w:hAnsi="Arial" w:eastAsia="Arial"/>
-          <w:sz w:val="21"/>
-        </w:rPr>
-        <w:t>Dans CGA Studio, accédez à **Gestion du système &gt; Gestion des canaux**.</w:t>
+        <w:ind w:left="360" w:hanging="288"/>
+      </w:pPr>
+      <w:r>
+        <w:rPr>
+          <w:rFonts w:ascii="Arial" w:hAnsi="Arial" w:eastAsia="Arial"/>
+          <w:b w:val="0"/>
+          <w:i w:val="0"/>
+          <w:sz w:val="21"/>
+        </w:rPr>
+        <w:t xml:space="preserve">1. Dans CGA Studio, accédez à </w:t>
+      </w:r>
+      <w:r>
+        <w:rPr>
+          <w:rFonts w:ascii="Arial" w:hAnsi="Arial" w:eastAsia="Arial"/>
+          <w:b/>
+          <w:i w:val="0"/>
+          <w:sz w:val="21"/>
+        </w:rPr>
+        <w:t>Gestion du système &gt; Gestion des canaux</w:t>
+      </w:r>
+      <w:r>
+        <w:rPr>
+          <w:rFonts w:ascii="Arial" w:hAnsi="Arial" w:eastAsia="Arial"/>
+          <w:b w:val="0"/>
+          <w:i w:val="0"/>
+          <w:sz w:val="21"/>
+        </w:rPr>
+        <w:t>.</w:t>
       </w:r>
     </w:p>
     <w:p>
       <w:pPr>
-        <w:pStyle w:val="ListNumber"/>
         <w:spacing w:after="80"/>
-      </w:pPr>
-      <w:r>
-        <w:rPr>
-          <w:rFonts w:ascii="Arial" w:hAnsi="Arial" w:eastAsia="Arial"/>
-          <w:sz w:val="21"/>
-        </w:rPr>
-        <w:t>Saisissez l'ID et le nom du canal à utiliser pour la connexion KakaoTalk, ou sélectionnez un canal existant.</w:t>
+        <w:ind w:left="360" w:hanging="288"/>
+      </w:pPr>
+      <w:r>
+        <w:rPr>
+          <w:rFonts w:ascii="Arial" w:hAnsi="Arial" w:eastAsia="Arial"/>
+          <w:b w:val="0"/>
+          <w:i w:val="0"/>
+          <w:sz w:val="21"/>
+        </w:rPr>
+        <w:t>2. Saisissez l'ID et le nom du canal à utiliser pour la connexion KakaoTalk, ou sélectionnez un canal existant.</w:t>
       </w:r>
     </w:p>
     <w:p>
       <w:pPr>
-        <w:pStyle w:val="ListNumber"/>
         <w:spacing w:after="80"/>
-      </w:pPr>
-      <w:r>
-        <w:rPr>
-          <w:rFonts w:ascii="Arial" w:hAnsi="Arial" w:eastAsia="Arial"/>
-          <w:sz w:val="21"/>
-        </w:rPr>
-        <w:t>Vérifiez le fournisseur, le type de moteur de rendu, la disponibilité et les paramètres de connexion.</w:t>
+        <w:ind w:left="360" w:hanging="288"/>
+      </w:pPr>
+      <w:r>
+        <w:rPr>
+          <w:rFonts w:ascii="Arial" w:hAnsi="Arial" w:eastAsia="Arial"/>
+          <w:b w:val="0"/>
+          <w:i w:val="0"/>
+          <w:sz w:val="21"/>
+        </w:rPr>
+        <w:t>3. Vérifiez le fournisseur, le type de moteur de rendu, la disponibilité et les paramètres de connexion.</w:t>
       </w:r>
     </w:p>
     <w:p>
       <w:pPr>
-        <w:pStyle w:val="ListNumber"/>
         <w:spacing w:after="80"/>
-      </w:pPr>
-      <w:r>
-        <w:rPr>
-          <w:rFonts w:ascii="Arial" w:hAnsi="Arial" w:eastAsia="Arial"/>
-          <w:sz w:val="21"/>
-        </w:rPr>
-        <w:t>Vérifiez le bot auquel vous vous connectez et sa version d'exploitation.</w:t>
+        <w:ind w:left="360" w:hanging="288"/>
+      </w:pPr>
+      <w:r>
+        <w:rPr>
+          <w:rFonts w:ascii="Arial" w:hAnsi="Arial" w:eastAsia="Arial"/>
+          <w:b w:val="0"/>
+          <w:i w:val="0"/>
+          <w:sz w:val="21"/>
+        </w:rPr>
+        <w:t>4. Vérifiez le bot auquel vous vous connectez et sa version d'exploitation.</w:t>
       </w:r>
     </w:p>
     <w:p>
       <w:pPr>
-        <w:pStyle w:val="ListNumber"/>
         <w:spacing w:after="80"/>
-      </w:pPr>
-      <w:r>
-        <w:rPr>
-          <w:rFonts w:ascii="Arial" w:hAnsi="Arial" w:eastAsia="Arial"/>
-          <w:sz w:val="21"/>
-        </w:rPr>
-        <w:t>Après l'enregistrement, vérifiez l'état de la connexion sur l'écran de gestion des chaînes.</w:t>
+        <w:ind w:left="360" w:hanging="288"/>
+      </w:pPr>
+      <w:r>
+        <w:rPr>
+          <w:rFonts w:ascii="Arial" w:hAnsi="Arial" w:eastAsia="Arial"/>
+          <w:b w:val="0"/>
+          <w:i w:val="0"/>
+          <w:sz w:val="21"/>
+        </w:rPr>
+        <w:t>5. Après l'enregistrement, vérifiez l'état de la connexion sur l'écran de gestion des chaînes.</w:t>
       </w:r>
     </w:p>
     <w:p>
       <w:pPr>
-        <w:pStyle w:val="ListNumber"/>
         <w:spacing w:after="80"/>
-      </w:pPr>
-      <w:r>
-        <w:rPr>
-          <w:rFonts w:ascii="Arial" w:hAnsi="Arial" w:eastAsia="Arial"/>
-          <w:sz w:val="21"/>
-        </w:rPr>
-        <w:t>Vérifiez que la combinaison groupe, canal, bot, version d'exploitation et canal actif est correcte dans **État de connexion Botstation**.</w:t>
+        <w:ind w:left="360" w:hanging="288"/>
+      </w:pPr>
+      <w:r>
+        <w:rPr>
+          <w:rFonts w:ascii="Arial" w:hAnsi="Arial" w:eastAsia="Arial"/>
+          <w:b w:val="0"/>
+          <w:i w:val="0"/>
+          <w:sz w:val="21"/>
+        </w:rPr>
+        <w:t xml:space="preserve">6. Vérifiez que la combinaison groupe, canal, bot, version d'exploitation et canal actif est correcte dans </w:t>
+      </w:r>
+      <w:r>
+        <w:rPr>
+          <w:rFonts w:ascii="Arial" w:hAnsi="Arial" w:eastAsia="Arial"/>
+          <w:b/>
+          <w:i w:val="0"/>
+          <w:sz w:val="21"/>
+        </w:rPr>
+        <w:t>État de connexion Botstation</w:t>
+      </w:r>
+      <w:r>
+        <w:rPr>
+          <w:rFonts w:ascii="Arial" w:hAnsi="Arial" w:eastAsia="Arial"/>
+          <w:b w:val="0"/>
+          <w:i w:val="0"/>
+          <w:sz w:val="21"/>
+        </w:rPr>
+        <w:t>.</w:t>
       </w:r>
     </w:p>
     <w:p>
@@ -3233,93 +4081,125 @@
     </w:p>
     <w:p>
       <w:pPr>
-        <w:pStyle w:val="ListNumber"/>
         <w:spacing w:after="80"/>
-      </w:pPr>
-      <w:r>
-        <w:rPr>
-          <w:rFonts w:ascii="Arial" w:hAnsi="Arial" w:eastAsia="Arial"/>
-          <w:sz w:val="21"/>
-        </w:rPr>
-        <w:t>Recherchez la chaîne connectée à KakaoTalk et ouvrez la salle de discussion.</w:t>
+        <w:ind w:left="360" w:hanging="288"/>
+      </w:pPr>
+      <w:r>
+        <w:rPr>
+          <w:rFonts w:ascii="Arial" w:hAnsi="Arial" w:eastAsia="Arial"/>
+          <w:b w:val="0"/>
+          <w:i w:val="0"/>
+          <w:sz w:val="21"/>
+        </w:rPr>
+        <w:t>1. Recherchez la chaîne connectée à KakaoTalk et ouvrez la salle de discussion.</w:t>
       </w:r>
     </w:p>
     <w:p>
       <w:pPr>
-        <w:pStyle w:val="ListNumber"/>
         <w:spacing w:after="80"/>
-      </w:pPr>
-      <w:r>
-        <w:rPr>
-          <w:rFonts w:ascii="Arial" w:hAnsi="Arial" w:eastAsia="Arial"/>
-          <w:sz w:val="21"/>
-        </w:rPr>
-        <w:t>Assurez-vous que le message d'accueil par défaut de CGA s'affiche lors de la première entrée.</w:t>
+        <w:ind w:left="360" w:hanging="288"/>
+      </w:pPr>
+      <w:r>
+        <w:rPr>
+          <w:rFonts w:ascii="Arial" w:hAnsi="Arial" w:eastAsia="Arial"/>
+          <w:b w:val="0"/>
+          <w:i w:val="0"/>
+          <w:sz w:val="21"/>
+        </w:rPr>
+        <w:t>2. Assurez-vous que le message d'accueil par défaut de CGA s'affiche lors de la première entrée.</w:t>
       </w:r>
     </w:p>
     <w:p>
       <w:pPr>
-        <w:pStyle w:val="ListNumber"/>
         <w:spacing w:after="80"/>
-      </w:pPr>
-      <w:r>
-        <w:rPr>
-          <w:rFonts w:ascii="Arial" w:hAnsi="Arial" w:eastAsia="Arial"/>
-          <w:sz w:val="21"/>
-        </w:rPr>
-        <w:t>Saisissez l'énoncé régulier correspondant à l'intention enregistrée.</w:t>
+        <w:ind w:left="360" w:hanging="288"/>
+      </w:pPr>
+      <w:r>
+        <w:rPr>
+          <w:rFonts w:ascii="Arial" w:hAnsi="Arial" w:eastAsia="Arial"/>
+          <w:b w:val="0"/>
+          <w:i w:val="0"/>
+          <w:sz w:val="21"/>
+        </w:rPr>
+        <w:t>3. Saisissez l'énoncé régulier correspondant à l'intention enregistrée.</w:t>
       </w:r>
     </w:p>
     <w:p>
       <w:pPr>
-        <w:pStyle w:val="ListNumber"/>
         <w:spacing w:after="80"/>
-      </w:pPr>
-      <w:r>
-        <w:rPr>
-          <w:rFonts w:ascii="Arial" w:hAnsi="Arial" w:eastAsia="Arial"/>
-          <w:sz w:val="21"/>
-        </w:rPr>
-        <w:t>Assurez-vous que les résultats de la classification NLU et du flux de conversation de CGA sont affichés dans la réponse.</w:t>
+        <w:ind w:left="360" w:hanging="288"/>
+      </w:pPr>
+      <w:r>
+        <w:rPr>
+          <w:rFonts w:ascii="Arial" w:hAnsi="Arial" w:eastAsia="Arial"/>
+          <w:b w:val="0"/>
+          <w:i w:val="0"/>
+          <w:sz w:val="21"/>
+        </w:rPr>
+        <w:t>4. Assurez-vous que les résultats de la classification NLU et du flux de conversation de CGA sont affichés dans la réponse.</w:t>
       </w:r>
     </w:p>
     <w:p>
       <w:pPr>
-        <w:pStyle w:val="ListNumber"/>
         <w:spacing w:after="80"/>
-      </w:pPr>
-      <w:r>
-        <w:rPr>
-          <w:rFonts w:ascii="Arial" w:hAnsi="Arial" w:eastAsia="Arial"/>
-          <w:sz w:val="21"/>
-        </w:rPr>
-        <w:t>Vérifiez que les déclarations et les réponses des utilisateurs sont enregistrées dans l'historique des conversations CGA.</w:t>
+        <w:ind w:left="360" w:hanging="288"/>
+      </w:pPr>
+      <w:r>
+        <w:rPr>
+          <w:rFonts w:ascii="Arial" w:hAnsi="Arial" w:eastAsia="Arial"/>
+          <w:b w:val="0"/>
+          <w:i w:val="0"/>
+          <w:sz w:val="21"/>
+        </w:rPr>
+        <w:t>5. Vérifiez que les déclarations et les réponses des utilisateurs sont enregistrées dans l'historique des conversations CGA.</w:t>
       </w:r>
     </w:p>
     <w:p>
       <w:pPr>
-        <w:pStyle w:val="ListNumber"/>
         <w:spacing w:after="80"/>
-      </w:pPr>
-      <w:r>
-        <w:rPr>
-          <w:rFonts w:ascii="Arial" w:hAnsi="Arial" w:eastAsia="Arial"/>
-          <w:sz w:val="21"/>
-        </w:rPr>
-        <w:t>Vérifiez si la valeur du canal dans l'historique est `Kakao` ou la valeur du canal Kakao définie dans l'environnement d'exploitation.</w:t>
+        <w:ind w:left="360" w:hanging="288"/>
+      </w:pPr>
+      <w:r>
+        <w:rPr>
+          <w:rFonts w:ascii="Arial" w:hAnsi="Arial" w:eastAsia="Arial"/>
+          <w:b w:val="0"/>
+          <w:i w:val="0"/>
+          <w:sz w:val="21"/>
+        </w:rPr>
+        <w:t xml:space="preserve">6. Vérifiez si la valeur du canal dans l'historique est </w:t>
+      </w:r>
+      <w:r>
+        <w:rPr>
+          <w:rFonts w:ascii="Arial" w:hAnsi="Arial" w:eastAsia="Arial"/>
+          <w:b/>
+          <w:i w:val="0"/>
+          <w:sz w:val="21"/>
+        </w:rPr>
+        <w:t>Kakao</w:t>
+      </w:r>
+      <w:r>
+        <w:rPr>
+          <w:rFonts w:ascii="Arial" w:hAnsi="Arial" w:eastAsia="Arial"/>
+          <w:b w:val="0"/>
+          <w:i w:val="0"/>
+          <w:sz w:val="21"/>
+        </w:rPr>
+        <w:t xml:space="preserve"> ou la valeur du canal Kakao définie dans l'environnement d'exploitation.</w:t>
       </w:r>
     </w:p>
     <w:p>
       <w:pPr>
-        <w:pStyle w:val="ListNumber"/>
         <w:spacing w:after="80"/>
-      </w:pPr>
-      <w:r>
-        <w:rPr>
-          <w:rFonts w:ascii="Arial" w:hAnsi="Arial" w:eastAsia="Arial"/>
-          <w:sz w:val="21"/>
-        </w:rPr>
-        <w:t>Vérifiez que le bot, la version d'exploitation et les informations sur la chaîne correspondent au public visé.</w:t>
+        <w:ind w:left="360" w:hanging="288"/>
+      </w:pPr>
+      <w:r>
+        <w:rPr>
+          <w:rFonts w:ascii="Arial" w:hAnsi="Arial" w:eastAsia="Arial"/>
+          <w:b w:val="0"/>
+          <w:i w:val="0"/>
+          <w:sz w:val="21"/>
+        </w:rPr>
+        <w:t>7. Vérifiez que le bot, la version d'exploitation et les informations sur la chaîne correspondent au public visé.</w:t>
       </w:r>
     </w:p>
     <w:p>
@@ -3341,6 +4221,8 @@
       <w:r>
         <w:rPr>
           <w:rFonts w:ascii="Arial" w:hAnsi="Arial" w:eastAsia="Arial"/>
+          <w:b w:val="0"/>
+          <w:i w:val="0"/>
           <w:sz w:val="21"/>
         </w:rPr>
         <w:t>Le bloc de bienvenue et le bloc de repli appellent la compétence de connexion CGA.</w:t>
@@ -3354,6 +4236,8 @@
       <w:r>
         <w:rPr>
           <w:rFonts w:ascii="Arial" w:hAnsi="Arial" w:eastAsia="Arial"/>
+          <w:b w:val="0"/>
+          <w:i w:val="0"/>
           <w:sz w:val="21"/>
         </w:rPr>
         <w:t>Les deux blocs sont configurés pour utiliser les données de compétences.</w:t>
@@ -3367,6 +4251,8 @@
       <w:r>
         <w:rPr>
           <w:rFonts w:ascii="Arial" w:hAnsi="Arial" w:eastAsia="Arial"/>
+          <w:b w:val="0"/>
+          <w:i w:val="0"/>
           <w:sz w:val="21"/>
         </w:rPr>
         <w:t>Le premier message d'accueil et la réponse générale proviennent des paramètres du bot CGA, et non de la phrase des paramètres Kakao.</w:t>
@@ -3380,6 +4266,8 @@
       <w:r>
         <w:rPr>
           <w:rFonts w:ascii="Arial" w:hAnsi="Arial" w:eastAsia="Arial"/>
+          <w:b w:val="0"/>
+          <w:i w:val="0"/>
           <w:sz w:val="21"/>
         </w:rPr>
         <w:t>Les informations sur le bot, la version et le canal Kakao restent dans l'historique des conversations CGA.</w:t>
@@ -3448,80 +4336,92 @@
     </w:p>
     <w:p>
       <w:pPr>
-        <w:pStyle w:val="ListNumber"/>
         <w:spacing w:after="80"/>
-      </w:pPr>
-      <w:r>
-        <w:rPr>
-          <w:rFonts w:ascii="Arial" w:hAnsi="Arial" w:eastAsia="Arial"/>
-          <w:sz w:val="21"/>
-        </w:rPr>
-        <w:t>Vérifiez que le bot et la version actuels sont corrects.</w:t>
+        <w:ind w:left="360" w:hanging="288"/>
+      </w:pPr>
+      <w:r>
+        <w:rPr>
+          <w:rFonts w:ascii="Arial" w:hAnsi="Arial" w:eastAsia="Arial"/>
+          <w:b w:val="0"/>
+          <w:i w:val="0"/>
+          <w:sz w:val="21"/>
+        </w:rPr>
+        <w:t>1. Vérifiez que le bot et la version actuels sont corrects.</w:t>
       </w:r>
     </w:p>
     <w:p>
       <w:pPr>
-        <w:pStyle w:val="ListNumber"/>
         <w:spacing w:after="80"/>
-      </w:pPr>
-      <w:r>
-        <w:rPr>
-          <w:rFonts w:ascii="Arial" w:hAnsi="Arial" w:eastAsia="Arial"/>
-          <w:sz w:val="21"/>
-        </w:rPr>
-        <w:t>Vérifiez l'état de la combinaison de la méthode NLU, du modèle et de la méthode de réponse sélectionnés.</w:t>
+        <w:ind w:left="360" w:hanging="288"/>
+      </w:pPr>
+      <w:r>
+        <w:rPr>
+          <w:rFonts w:ascii="Arial" w:hAnsi="Arial" w:eastAsia="Arial"/>
+          <w:b w:val="0"/>
+          <w:i w:val="0"/>
+          <w:sz w:val="21"/>
+        </w:rPr>
+        <w:t>2. Vérifiez l'état de la combinaison de la méthode NLU, du modèle et de la méthode de réponse sélectionnés.</w:t>
       </w:r>
     </w:p>
     <w:p>
       <w:pPr>
-        <w:pStyle w:val="ListNumber"/>
         <w:spacing w:after="80"/>
-      </w:pPr>
-      <w:r>
-        <w:rPr>
-          <w:rFonts w:ascii="Arial" w:hAnsi="Arial" w:eastAsia="Arial"/>
-          <w:sz w:val="21"/>
-        </w:rPr>
-        <w:t>Vérifiez que les données requises ont été enregistrées.</w:t>
+        <w:ind w:left="360" w:hanging="288"/>
+      </w:pPr>
+      <w:r>
+        <w:rPr>
+          <w:rFonts w:ascii="Arial" w:hAnsi="Arial" w:eastAsia="Arial"/>
+          <w:b w:val="0"/>
+          <w:i w:val="0"/>
+          <w:sz w:val="21"/>
+        </w:rPr>
+        <w:t>3. Vérifiez que les données requises ont été enregistrées.</w:t>
       </w:r>
     </w:p>
     <w:p>
       <w:pPr>
-        <w:pStyle w:val="ListNumber"/>
         <w:spacing w:after="80"/>
-      </w:pPr>
-      <w:r>
-        <w:rPr>
-          <w:rFonts w:ascii="Arial" w:hAnsi="Arial" w:eastAsia="Arial"/>
-          <w:sz w:val="21"/>
-        </w:rPr>
-        <w:t>Vérifiez le statut de formation/indexation/application.</w:t>
+        <w:ind w:left="360" w:hanging="288"/>
+      </w:pPr>
+      <w:r>
+        <w:rPr>
+          <w:rFonts w:ascii="Arial" w:hAnsi="Arial" w:eastAsia="Arial"/>
+          <w:b w:val="0"/>
+          <w:i w:val="0"/>
+          <w:sz w:val="21"/>
+        </w:rPr>
+        <w:t>4. Vérifiez le statut de formation/indexation/application.</w:t>
       </w:r>
     </w:p>
     <w:p>
       <w:pPr>
-        <w:pStyle w:val="ListNumber"/>
         <w:spacing w:after="80"/>
-      </w:pPr>
-      <w:r>
-        <w:rPr>
-          <w:rFonts w:ascii="Arial" w:hAnsi="Arial" w:eastAsia="Arial"/>
-          <w:sz w:val="21"/>
-        </w:rPr>
-        <w:t>Testez à nouveau le même énoncé dans le simulateur.</w:t>
+        <w:ind w:left="360" w:hanging="288"/>
+      </w:pPr>
+      <w:r>
+        <w:rPr>
+          <w:rFonts w:ascii="Arial" w:hAnsi="Arial" w:eastAsia="Arial"/>
+          <w:b w:val="0"/>
+          <w:i w:val="0"/>
+          <w:sz w:val="21"/>
+        </w:rPr>
+        <w:t>5. Testez à nouveau le même énoncé dans le simulateur.</w:t>
       </w:r>
     </w:p>
     <w:p>
       <w:pPr>
-        <w:pStyle w:val="ListNumber"/>
         <w:spacing w:after="80"/>
-      </w:pPr>
-      <w:r>
-        <w:rPr>
-          <w:rFonts w:ascii="Arial" w:hAnsi="Arial" w:eastAsia="Arial"/>
-          <w:sz w:val="21"/>
-        </w:rPr>
-        <w:t>Vérifier les résultats dans l'historique d'analyse/évaluation/dialogue.</w:t>
+        <w:ind w:left="360" w:hanging="288"/>
+      </w:pPr>
+      <w:r>
+        <w:rPr>
+          <w:rFonts w:ascii="Arial" w:hAnsi="Arial" w:eastAsia="Arial"/>
+          <w:b w:val="0"/>
+          <w:i w:val="0"/>
+          <w:sz w:val="21"/>
+        </w:rPr>
+        <w:t>6. Vérifier les résultats dans l'historique d'analyse/évaluation/dialogue.</w:t>
       </w:r>
     </w:p>
     <w:p>
@@ -3551,67 +4451,149 @@
     </w:p>
     <w:p>
       <w:pPr>
-        <w:pStyle w:val="ListNumber"/>
         <w:spacing w:after="80"/>
-      </w:pPr>
-      <w:r>
-        <w:rPr>
-          <w:rFonts w:ascii="Arial" w:hAnsi="Arial" w:eastAsia="Arial"/>
-          <w:sz w:val="21"/>
-        </w:rPr>
-        <w:t>Appuyez sur le bouton Learn et vérifiez si le message `La demande d’entraînement NLU a été ajoutée à la file d’attente.` s'affiche.</w:t>
+        <w:ind w:left="360" w:hanging="288"/>
+      </w:pPr>
+      <w:r>
+        <w:rPr>
+          <w:rFonts w:ascii="Arial" w:hAnsi="Arial" w:eastAsia="Arial"/>
+          <w:b w:val="0"/>
+          <w:i w:val="0"/>
+          <w:sz w:val="21"/>
+        </w:rPr>
+        <w:t xml:space="preserve">1. Appuyez sur le bouton Learn et vérifiez si le message </w:t>
+      </w:r>
+      <w:r>
+        <w:rPr>
+          <w:rFonts w:ascii="Arial" w:hAnsi="Arial" w:eastAsia="Arial"/>
+          <w:b/>
+          <w:i w:val="0"/>
+          <w:sz w:val="21"/>
+        </w:rPr>
+        <w:t>La demande d’entraînement NLU a été ajoutée à la file d’attente.</w:t>
+      </w:r>
+      <w:r>
+        <w:rPr>
+          <w:rFonts w:ascii="Arial" w:hAnsi="Arial" w:eastAsia="Arial"/>
+          <w:b w:val="0"/>
+          <w:i w:val="0"/>
+          <w:sz w:val="21"/>
+        </w:rPr>
+        <w:t xml:space="preserve"> s'affiche.</w:t>
       </w:r>
     </w:p>
     <w:p>
       <w:pPr>
-        <w:pStyle w:val="ListNumber"/>
         <w:spacing w:after="80"/>
-      </w:pPr>
-      <w:r>
-        <w:rPr>
-          <w:rFonts w:ascii="Arial" w:hAnsi="Arial" w:eastAsia="Arial"/>
-          <w:sz w:val="21"/>
-        </w:rPr>
-        <w:t>Vérifiez que le bouton Apprendre devient `En cours d’entraînement`.</w:t>
+        <w:ind w:left="360" w:hanging="288"/>
+      </w:pPr>
+      <w:r>
+        <w:rPr>
+          <w:rFonts w:ascii="Arial" w:hAnsi="Arial" w:eastAsia="Arial"/>
+          <w:b w:val="0"/>
+          <w:i w:val="0"/>
+          <w:sz w:val="21"/>
+        </w:rPr>
+        <w:t xml:space="preserve">2. Vérifiez que le bouton Apprendre devient </w:t>
+      </w:r>
+      <w:r>
+        <w:rPr>
+          <w:rFonts w:ascii="Arial" w:hAnsi="Arial" w:eastAsia="Arial"/>
+          <w:b/>
+          <w:i w:val="0"/>
+          <w:sz w:val="21"/>
+        </w:rPr>
+        <w:t>En cours d’entraînement</w:t>
+      </w:r>
+      <w:r>
+        <w:rPr>
+          <w:rFonts w:ascii="Arial" w:hAnsi="Arial" w:eastAsia="Arial"/>
+          <w:b w:val="0"/>
+          <w:i w:val="0"/>
+          <w:sz w:val="21"/>
+        </w:rPr>
+        <w:t>.</w:t>
       </w:r>
     </w:p>
     <w:p>
       <w:pPr>
-        <w:pStyle w:val="ListNumber"/>
         <w:spacing w:after="80"/>
-      </w:pPr>
-      <w:r>
-        <w:rPr>
-          <w:rFonts w:ascii="Arial" w:hAnsi="Arial" w:eastAsia="Arial"/>
-          <w:sz w:val="21"/>
-        </w:rPr>
-        <w:t>Après l'actualisation, vérifiez si l'état de la version passe à `Entraînement terminé` ou Disponible.</w:t>
+        <w:ind w:left="360" w:hanging="288"/>
+      </w:pPr>
+      <w:r>
+        <w:rPr>
+          <w:rFonts w:ascii="Arial" w:hAnsi="Arial" w:eastAsia="Arial"/>
+          <w:b w:val="0"/>
+          <w:i w:val="0"/>
+          <w:sz w:val="21"/>
+        </w:rPr>
+        <w:t xml:space="preserve">3. Après l'actualisation, vérifiez si l'état de la version passe à </w:t>
+      </w:r>
+      <w:r>
+        <w:rPr>
+          <w:rFonts w:ascii="Arial" w:hAnsi="Arial" w:eastAsia="Arial"/>
+          <w:b/>
+          <w:i w:val="0"/>
+          <w:sz w:val="21"/>
+        </w:rPr>
+        <w:t>Entraînement terminé</w:t>
+      </w:r>
+      <w:r>
+        <w:rPr>
+          <w:rFonts w:ascii="Arial" w:hAnsi="Arial" w:eastAsia="Arial"/>
+          <w:b w:val="0"/>
+          <w:i w:val="0"/>
+          <w:sz w:val="21"/>
+        </w:rPr>
+        <w:t xml:space="preserve"> ou Disponible.</w:t>
       </w:r>
     </w:p>
     <w:p>
       <w:pPr>
-        <w:pStyle w:val="ListNumber"/>
         <w:spacing w:after="80"/>
-      </w:pPr>
-      <w:r>
-        <w:rPr>
-          <w:rFonts w:ascii="Arial" w:hAnsi="Arial" w:eastAsia="Arial"/>
-          <w:sz w:val="21"/>
-        </w:rPr>
-        <w:t>Vérifiez l'heure de début, l'heure de fin et l'état d'apprentissage du même bot/version dans la demande d'historique d'apprentissage.</w:t>
+        <w:ind w:left="360" w:hanging="288"/>
+      </w:pPr>
+      <w:r>
+        <w:rPr>
+          <w:rFonts w:ascii="Arial" w:hAnsi="Arial" w:eastAsia="Arial"/>
+          <w:b w:val="0"/>
+          <w:i w:val="0"/>
+          <w:sz w:val="21"/>
+        </w:rPr>
+        <w:t>4. Vérifiez l'heure de début, l'heure de fin et l'état d'apprentissage du même bot/version dans la demande d'historique d'apprentissage.</w:t>
       </w:r>
     </w:p>
     <w:p>
       <w:pPr>
-        <w:pStyle w:val="ListNumber"/>
         <w:spacing w:after="80"/>
-      </w:pPr>
-      <w:r>
-        <w:rPr>
-          <w:rFonts w:ascii="Arial" w:hAnsi="Arial" w:eastAsia="Arial"/>
-          <w:sz w:val="21"/>
-        </w:rPr>
-        <w:t>S'il s'affiche à nouveau sous la forme `Non entraîné` ou s'il n'y a pas d'historique d'apprentissage, ne le jugez pas comme un succès, mais transmettez le bot, la version, le moteur d'apprentissage et le temps de demande au personnel d'exploitation.</w:t>
+        <w:ind w:left="360" w:hanging="288"/>
+      </w:pPr>
+      <w:r>
+        <w:rPr>
+          <w:rFonts w:ascii="Arial" w:hAnsi="Arial" w:eastAsia="Arial"/>
+          <w:b w:val="0"/>
+          <w:i w:val="0"/>
+          <w:sz w:val="21"/>
+        </w:rPr>
+        <w:t xml:space="preserve">5. S'il s'affiche à nouveau sous la forme </w:t>
+      </w:r>
+      <w:r>
+        <w:rPr>
+          <w:rFonts w:ascii="Arial" w:hAnsi="Arial" w:eastAsia="Arial"/>
+          <w:b/>
+          <w:i w:val="0"/>
+          <w:sz w:val="21"/>
+        </w:rPr>
+        <w:t>Non entraîné</w:t>
+      </w:r>
+      <w:r>
+        <w:rPr>
+          <w:rFonts w:ascii="Arial" w:hAnsi="Arial" w:eastAsia="Arial"/>
+          <w:b w:val="0"/>
+          <w:i w:val="0"/>
+          <w:sz w:val="21"/>
+        </w:rPr>
+        <w:t xml:space="preserve"> ou s'il n'y a pas d'historique d'apprentissage, ne le jugez pas comme un succès, mais transmettez le bot, la version, le moteur d'apprentissage et le temps de demande au personnel d'exploitation.</w:t>
       </w:r>
     </w:p>
     <w:p>
@@ -3652,93 +4634,251 @@
     </w:p>
     <w:p>
       <w:pPr>
-        <w:pStyle w:val="ListNumber"/>
         <w:spacing w:after="80"/>
-      </w:pPr>
-      <w:r>
-        <w:rPr>
-          <w:rFonts w:ascii="Arial" w:hAnsi="Arial" w:eastAsia="Arial"/>
-          <w:sz w:val="21"/>
-        </w:rPr>
-        <w:t>**Objectif** : En une phrase, définissez le résultat du travail que vous souhaitez modifier avec cette tâche.</w:t>
+        <w:ind w:left="360" w:hanging="288"/>
+      </w:pPr>
+      <w:r>
+        <w:rPr>
+          <w:rFonts w:ascii="Arial" w:hAnsi="Arial" w:eastAsia="Arial"/>
+          <w:b w:val="0"/>
+          <w:i w:val="0"/>
+          <w:sz w:val="21"/>
+        </w:rPr>
+        <w:t xml:space="preserve">1. </w:t>
+      </w:r>
+      <w:r>
+        <w:rPr>
+          <w:rFonts w:ascii="Arial" w:hAnsi="Arial" w:eastAsia="Arial"/>
+          <w:b/>
+          <w:i w:val="0"/>
+          <w:sz w:val="21"/>
+        </w:rPr>
+        <w:t>Objectif</w:t>
+      </w:r>
+      <w:r>
+        <w:rPr>
+          <w:rFonts w:ascii="Arial" w:hAnsi="Arial" w:eastAsia="Arial"/>
+          <w:b w:val="0"/>
+          <w:i w:val="0"/>
+          <w:sz w:val="21"/>
+        </w:rPr>
+        <w:t xml:space="preserve"> : En une phrase, définissez le résultat du travail que vous souhaitez modifier avec cette tâche.</w:t>
       </w:r>
     </w:p>
     <w:p>
       <w:pPr>
-        <w:pStyle w:val="ListNumber"/>
         <w:spacing w:after="80"/>
-      </w:pPr>
-      <w:r>
-        <w:rPr>
-          <w:rFonts w:ascii="Arial" w:hAnsi="Arial" w:eastAsia="Arial"/>
-          <w:sz w:val="21"/>
-        </w:rPr>
-        <w:t>**Chemin d'accès** : sélectionnez le bot et la version appropriés et accédez au menu correspondant.</w:t>
+        <w:ind w:left="360" w:hanging="288"/>
+      </w:pPr>
+      <w:r>
+        <w:rPr>
+          <w:rFonts w:ascii="Arial" w:hAnsi="Arial" w:eastAsia="Arial"/>
+          <w:b w:val="0"/>
+          <w:i w:val="0"/>
+          <w:sz w:val="21"/>
+        </w:rPr>
+        <w:t xml:space="preserve">2. </w:t>
+      </w:r>
+      <w:r>
+        <w:rPr>
+          <w:rFonts w:ascii="Arial" w:hAnsi="Arial" w:eastAsia="Arial"/>
+          <w:b/>
+          <w:i w:val="0"/>
+          <w:sz w:val="21"/>
+        </w:rPr>
+        <w:t>Chemin d'accès</w:t>
+      </w:r>
+      <w:r>
+        <w:rPr>
+          <w:rFonts w:ascii="Arial" w:hAnsi="Arial" w:eastAsia="Arial"/>
+          <w:b w:val="0"/>
+          <w:i w:val="0"/>
+          <w:sz w:val="21"/>
+        </w:rPr>
+        <w:t xml:space="preserve"> : sélectionnez le bot et la version appropriés et accédez au menu correspondant.</w:t>
       </w:r>
     </w:p>
     <w:p>
       <w:pPr>
-        <w:pStyle w:val="ListNumber"/>
         <w:spacing w:after="80"/>
-      </w:pPr>
-      <w:r>
-        <w:rPr>
-          <w:rFonts w:ascii="Arial" w:hAnsi="Arial" w:eastAsia="Arial"/>
-          <w:sz w:val="21"/>
-        </w:rPr>
-        <w:t>**Composition de l'écran** : vérifiez d'abord la valeur actuelle, l'état de la sélection, les erreurs/avertissements et les éléments inactifs.</w:t>
+        <w:ind w:left="360" w:hanging="288"/>
+      </w:pPr>
+      <w:r>
+        <w:rPr>
+          <w:rFonts w:ascii="Arial" w:hAnsi="Arial" w:eastAsia="Arial"/>
+          <w:b w:val="0"/>
+          <w:i w:val="0"/>
+          <w:sz w:val="21"/>
+        </w:rPr>
+        <w:t xml:space="preserve">3. </w:t>
+      </w:r>
+      <w:r>
+        <w:rPr>
+          <w:rFonts w:ascii="Arial" w:hAnsi="Arial" w:eastAsia="Arial"/>
+          <w:b/>
+          <w:i w:val="0"/>
+          <w:sz w:val="21"/>
+        </w:rPr>
+        <w:t>Composition de l'écran</w:t>
+      </w:r>
+      <w:r>
+        <w:rPr>
+          <w:rFonts w:ascii="Arial" w:hAnsi="Arial" w:eastAsia="Arial"/>
+          <w:b w:val="0"/>
+          <w:i w:val="0"/>
+          <w:sz w:val="21"/>
+        </w:rPr>
+        <w:t xml:space="preserve"> : vérifiez d'abord la valeur actuelle, l'état de la sélection, les erreurs/avertissements et les éléments inactifs.</w:t>
       </w:r>
     </w:p>
     <w:p>
       <w:pPr>
-        <w:pStyle w:val="ListNumber"/>
         <w:spacing w:after="80"/>
-      </w:pPr>
-      <w:r>
-        <w:rPr>
-          <w:rFonts w:ascii="Arial" w:hAnsi="Arial" w:eastAsia="Arial"/>
-          <w:sz w:val="21"/>
-        </w:rPr>
-        <w:t>**Procédure d'utilisation** : modifiez uniquement les éléments nécessaires et enregistrez les valeurs avant les modifications.</w:t>
+        <w:ind w:left="360" w:hanging="288"/>
+      </w:pPr>
+      <w:r>
+        <w:rPr>
+          <w:rFonts w:ascii="Arial" w:hAnsi="Arial" w:eastAsia="Arial"/>
+          <w:b w:val="0"/>
+          <w:i w:val="0"/>
+          <w:sz w:val="21"/>
+        </w:rPr>
+        <w:t xml:space="preserve">4. </w:t>
+      </w:r>
+      <w:r>
+        <w:rPr>
+          <w:rFonts w:ascii="Arial" w:hAnsi="Arial" w:eastAsia="Arial"/>
+          <w:b/>
+          <w:i w:val="0"/>
+          <w:sz w:val="21"/>
+        </w:rPr>
+        <w:t>Procédure d'utilisation</w:t>
+      </w:r>
+      <w:r>
+        <w:rPr>
+          <w:rFonts w:ascii="Arial" w:hAnsi="Arial" w:eastAsia="Arial"/>
+          <w:b w:val="0"/>
+          <w:i w:val="0"/>
+          <w:sz w:val="21"/>
+        </w:rPr>
+        <w:t xml:space="preserve"> : modifiez uniquement les éléments nécessaires et enregistrez les valeurs avant les modifications.</w:t>
       </w:r>
     </w:p>
     <w:p>
       <w:pPr>
-        <w:pStyle w:val="ListNumber"/>
         <w:spacing w:after="80"/>
-      </w:pPr>
-      <w:r>
-        <w:rPr>
-          <w:rFonts w:ascii="Arial" w:hAnsi="Arial" w:eastAsia="Arial"/>
-          <w:sz w:val="21"/>
-        </w:rPr>
-        <w:t>**Résultat de l'enregistrement/de l'application** : Vérifiez le message d'enregistrement et l'état d'apprentissage/indexation/application.</w:t>
+        <w:ind w:left="360" w:hanging="288"/>
+      </w:pPr>
+      <w:r>
+        <w:rPr>
+          <w:rFonts w:ascii="Arial" w:hAnsi="Arial" w:eastAsia="Arial"/>
+          <w:b w:val="0"/>
+          <w:i w:val="0"/>
+          <w:sz w:val="21"/>
+        </w:rPr>
+        <w:t xml:space="preserve">5. </w:t>
+      </w:r>
+      <w:r>
+        <w:rPr>
+          <w:rFonts w:ascii="Arial" w:hAnsi="Arial" w:eastAsia="Arial"/>
+          <w:b/>
+          <w:i w:val="0"/>
+          <w:sz w:val="21"/>
+        </w:rPr>
+        <w:t>Résultat de l'enregistrement/de l'application</w:t>
+      </w:r>
+      <w:r>
+        <w:rPr>
+          <w:rFonts w:ascii="Arial" w:hAnsi="Arial" w:eastAsia="Arial"/>
+          <w:b w:val="0"/>
+          <w:i w:val="0"/>
+          <w:sz w:val="21"/>
+        </w:rPr>
+        <w:t xml:space="preserve"> : Vérifiez le message d'enregistrement et l'état d'apprentissage/indexation/application.</w:t>
       </w:r>
     </w:p>
     <w:p>
       <w:pPr>
-        <w:pStyle w:val="ListNumber"/>
         <w:spacing w:after="80"/>
-      </w:pPr>
-      <w:r>
-        <w:rPr>
-          <w:rFonts w:ascii="Arial" w:hAnsi="Arial" w:eastAsia="Arial"/>
-          <w:sz w:val="21"/>
-        </w:rPr>
-        <w:t>**Attention** : Vérifiez l'impact sur l'intention/le flux/le canal/la version associés.</w:t>
+        <w:ind w:left="360" w:hanging="288"/>
+      </w:pPr>
+      <w:r>
+        <w:rPr>
+          <w:rFonts w:ascii="Arial" w:hAnsi="Arial" w:eastAsia="Arial"/>
+          <w:b w:val="0"/>
+          <w:i w:val="0"/>
+          <w:sz w:val="21"/>
+        </w:rPr>
+        <w:t xml:space="preserve">6. </w:t>
+      </w:r>
+      <w:r>
+        <w:rPr>
+          <w:rFonts w:ascii="Arial" w:hAnsi="Arial" w:eastAsia="Arial"/>
+          <w:b/>
+          <w:i w:val="0"/>
+          <w:sz w:val="21"/>
+        </w:rPr>
+        <w:t>Attention</w:t>
+      </w:r>
+      <w:r>
+        <w:rPr>
+          <w:rFonts w:ascii="Arial" w:hAnsi="Arial" w:eastAsia="Arial"/>
+          <w:b w:val="0"/>
+          <w:i w:val="0"/>
+          <w:sz w:val="21"/>
+        </w:rPr>
+        <w:t xml:space="preserve"> : Vérifiez l'impact sur l'intention/le flux/le canal/la version associés.</w:t>
       </w:r>
     </w:p>
     <w:p>
       <w:pPr>
-        <w:pStyle w:val="ListNumber"/>
         <w:spacing w:after="80"/>
-      </w:pPr>
-      <w:r>
-        <w:rPr>
-          <w:rFonts w:ascii="Arial" w:hAnsi="Arial" w:eastAsia="Arial"/>
-          <w:sz w:val="21"/>
-        </w:rPr>
-        <w:t>**Documentation associée** : S'il s'agit d'un problème de moteur ou de qualité, consultez également le [Guide d'utilisation NLU](../cga-nlu-guide/README.md).</w:t>
+        <w:ind w:left="360" w:hanging="288"/>
+      </w:pPr>
+      <w:r>
+        <w:rPr>
+          <w:rFonts w:ascii="Arial" w:hAnsi="Arial" w:eastAsia="Arial"/>
+          <w:b w:val="0"/>
+          <w:i w:val="0"/>
+          <w:sz w:val="21"/>
+        </w:rPr>
+        <w:t xml:space="preserve">7. </w:t>
+      </w:r>
+      <w:r>
+        <w:rPr>
+          <w:rFonts w:ascii="Arial" w:hAnsi="Arial" w:eastAsia="Arial"/>
+          <w:b/>
+          <w:i w:val="0"/>
+          <w:sz w:val="21"/>
+        </w:rPr>
+        <w:t>Documentation associée</w:t>
+      </w:r>
+      <w:r>
+        <w:rPr>
+          <w:rFonts w:ascii="Arial" w:hAnsi="Arial" w:eastAsia="Arial"/>
+          <w:b w:val="0"/>
+          <w:i w:val="0"/>
+          <w:sz w:val="21"/>
+        </w:rPr>
+        <w:t xml:space="preserve"> : S'il s'agit d'un problème de moteur ou de qualité, consultez également le </w:t>
+      </w:r>
+      <w:r>
+        <w:rPr>
+          <w:rFonts w:ascii="Arial" w:hAnsi="Arial" w:eastAsia="Arial"/>
+          <w:b w:val="0"/>
+          <w:i w:val="0"/>
+          <w:sz w:val="21"/>
+        </w:rPr>
+        <w:t>Guide d'utilisation NLU</w:t>
+      </w:r>
+      <w:r>
+        <w:rPr>
+          <w:rFonts w:ascii="Arial" w:hAnsi="Arial" w:eastAsia="Arial"/>
+          <w:b w:val="0"/>
+          <w:i w:val="0"/>
+          <w:sz w:val="21"/>
+        </w:rPr>
+        <w:t>.</w:t>
       </w:r>
     </w:p>
     <w:p>
@@ -3800,6 +4940,7 @@
               <w:rPr>
                 <w:rFonts w:ascii="Arial" w:hAnsi="Arial" w:eastAsia="Arial"/>
                 <w:b/>
+                <w:i w:val="0"/>
                 <w:color w:val="1F4D78"/>
                 <w:sz w:val="18"/>
               </w:rPr>
@@ -3828,6 +4969,7 @@
               <w:rPr>
                 <w:rFonts w:ascii="Arial" w:hAnsi="Arial" w:eastAsia="Arial"/>
                 <w:b/>
+                <w:i w:val="0"/>
                 <w:color w:val="1F4D78"/>
                 <w:sz w:val="18"/>
               </w:rPr>
@@ -3857,6 +4999,7 @@
               <w:rPr>
                 <w:rFonts w:ascii="Arial" w:hAnsi="Arial" w:eastAsia="Arial"/>
                 <w:b w:val="0"/>
+                <w:i w:val="0"/>
                 <w:sz w:val="18"/>
               </w:rPr>
               <w:t>robot</w:t>
@@ -3883,6 +5026,7 @@
               <w:rPr>
                 <w:rFonts w:ascii="Arial" w:hAnsi="Arial" w:eastAsia="Arial"/>
                 <w:b w:val="0"/>
+                <w:i w:val="0"/>
                 <w:sz w:val="18"/>
               </w:rPr>
               <w:t>Unité de service qui parle à l'utilisateur</w:t>
@@ -3911,6 +5055,7 @@
               <w:rPr>
                 <w:rFonts w:ascii="Arial" w:hAnsi="Arial" w:eastAsia="Arial"/>
                 <w:b w:val="0"/>
+                <w:i w:val="0"/>
                 <w:sz w:val="18"/>
               </w:rPr>
               <w:t>Centre de robots</w:t>
@@ -3937,6 +5082,7 @@
               <w:rPr>
                 <w:rFonts w:ascii="Arial" w:hAnsi="Arial" w:eastAsia="Arial"/>
                 <w:b w:val="0"/>
+                <w:i w:val="0"/>
                 <w:sz w:val="18"/>
               </w:rPr>
               <w:t>Une unité qui gère plusieurs robots</w:t>
@@ -3965,6 +5111,7 @@
               <w:rPr>
                 <w:rFonts w:ascii="Arial" w:hAnsi="Arial" w:eastAsia="Arial"/>
                 <w:b w:val="0"/>
+                <w:i w:val="0"/>
                 <w:sz w:val="18"/>
               </w:rPr>
               <w:t>version</w:t>
@@ -3991,6 +5138,7 @@
               <w:rPr>
                 <w:rFonts w:ascii="Arial" w:hAnsi="Arial" w:eastAsia="Arial"/>
                 <w:b w:val="0"/>
+                <w:i w:val="0"/>
                 <w:sz w:val="18"/>
               </w:rPr>
               <w:t>Unité qui gère séparément les paramètres du bot et la conception des conversations</w:t>
@@ -4019,6 +5167,7 @@
               <w:rPr>
                 <w:rFonts w:ascii="Arial" w:hAnsi="Arial" w:eastAsia="Arial"/>
                 <w:b w:val="0"/>
+                <w:i w:val="0"/>
                 <w:sz w:val="18"/>
               </w:rPr>
               <w:t>intention</w:t>
@@ -4045,6 +5194,7 @@
               <w:rPr>
                 <w:rFonts w:ascii="Arial" w:hAnsi="Arial" w:eastAsia="Arial"/>
                 <w:b w:val="0"/>
+                <w:i w:val="0"/>
                 <w:sz w:val="18"/>
               </w:rPr>
               <w:t>Une unité qui classe le but de la demande d'un utilisateur</w:t>
@@ -4073,6 +5223,7 @@
               <w:rPr>
                 <w:rFonts w:ascii="Arial" w:hAnsi="Arial" w:eastAsia="Arial"/>
                 <w:b w:val="0"/>
+                <w:i w:val="0"/>
                 <w:sz w:val="18"/>
               </w:rPr>
               <w:t>objet</w:t>
@@ -4099,6 +5250,7 @@
               <w:rPr>
                 <w:rFonts w:ascii="Arial" w:hAnsi="Arial" w:eastAsia="Arial"/>
                 <w:b w:val="0"/>
+                <w:i w:val="0"/>
                 <w:sz w:val="18"/>
               </w:rPr>
               <w:t>Une valeur ou un nom extrait d'un énoncé</w:t>
@@ -4127,6 +5279,7 @@
               <w:rPr>
                 <w:rFonts w:ascii="Arial" w:hAnsi="Arial" w:eastAsia="Arial"/>
                 <w:b w:val="0"/>
+                <w:i w:val="0"/>
                 <w:sz w:val="18"/>
               </w:rPr>
               <w:t>NLU</w:t>
@@ -4153,6 +5306,7 @@
               <w:rPr>
                 <w:rFonts w:ascii="Arial" w:hAnsi="Arial" w:eastAsia="Arial"/>
                 <w:b w:val="0"/>
+                <w:i w:val="0"/>
                 <w:sz w:val="18"/>
               </w:rPr>
               <w:t>Zone fonctionnelle qui interprète la saisie en langage naturel de l'utilisateur</w:t>
@@ -4181,6 +5335,7 @@
               <w:rPr>
                 <w:rFonts w:ascii="Arial" w:hAnsi="Arial" w:eastAsia="Arial"/>
                 <w:b w:val="0"/>
+                <w:i w:val="0"/>
                 <w:sz w:val="18"/>
               </w:rPr>
               <w:t>Apprentissage</w:t>
@@ -4207,6 +5362,7 @@
               <w:rPr>
                 <w:rFonts w:ascii="Arial" w:hAnsi="Arial" w:eastAsia="Arial"/>
                 <w:b w:val="0"/>
+                <w:i w:val="0"/>
                 <w:sz w:val="18"/>
               </w:rPr>
               <w:t>La tâche de refléter les données enregistrées afin que le moteur puisse les utiliser</w:t>
@@ -4235,6 +5391,7 @@
               <w:rPr>
                 <w:rFonts w:ascii="Arial" w:hAnsi="Arial" w:eastAsia="Arial"/>
                 <w:b w:val="0"/>
+                <w:i w:val="0"/>
                 <w:sz w:val="18"/>
               </w:rPr>
               <w:t>Indexation</w:t>
@@ -4261,6 +5418,7 @@
               <w:rPr>
                 <w:rFonts w:ascii="Arial" w:hAnsi="Arial" w:eastAsia="Arial"/>
                 <w:b w:val="0"/>
+                <w:i w:val="0"/>
                 <w:sz w:val="18"/>
               </w:rPr>
               <w:t>Préparer la structure de recherche des données pour la récupération</w:t>
@@ -4289,6 +5447,7 @@
               <w:rPr>
                 <w:rFonts w:ascii="Arial" w:hAnsi="Arial" w:eastAsia="Arial"/>
                 <w:b w:val="0"/>
+                <w:i w:val="0"/>
                 <w:sz w:val="18"/>
               </w:rPr>
               <w:t>CHIFFON</w:t>
@@ -4315,6 +5474,7 @@
               <w:rPr>
                 <w:rFonts w:ascii="Arial" w:hAnsi="Arial" w:eastAsia="Arial"/>
                 <w:b w:val="0"/>
+                <w:i w:val="0"/>
                 <w:sz w:val="18"/>
               </w:rPr>
               <w:t>Comment utiliser ensemble les connaissances récupérées et les modèles génératifs</w:t>
@@ -4335,7 +5495,7 @@
           <w:i w:val="0"/>
           <w:sz w:val="21"/>
         </w:rPr>
-        <w:t>Documents connexes</w:t>
+        <w:t>10. Entités et dictionnaires</w:t>
       </w:r>
     </w:p>
     <w:p>
@@ -4346,9 +5506,11 @@
       <w:r>
         <w:rPr>
           <w:rFonts w:ascii="Arial" w:hAnsi="Arial" w:eastAsia="Arial"/>
-          <w:sz w:val="21"/>
-        </w:rPr>
-        <w:t>[Voir tous les manuels CGA](../README.md)</w:t>
+          <w:b w:val="0"/>
+          <w:i w:val="0"/>
+          <w:sz w:val="21"/>
+        </w:rPr>
+        <w:t>Les entités extraient des valeurs telles que date, région, produit ou numéro de commande.</w:t>
       </w:r>
     </w:p>
     <w:p>
@@ -4359,9 +5521,11 @@
       <w:r>
         <w:rPr>
           <w:rFonts w:ascii="Arial" w:hAnsi="Arial" w:eastAsia="Arial"/>
-          <w:sz w:val="21"/>
-        </w:rPr>
-        <w:t>[Démarrer CGA](../cga-getting-started/README.md)</w:t>
+          <w:b w:val="0"/>
+          <w:i w:val="0"/>
+          <w:sz w:val="21"/>
+        </w:rPr>
+        <w:t>Les dictionnaires normalisent les termes métier et les synonymes. Après une modification, retestez toutes les intentions associées.</w:t>
       </w:r>
     </w:p>
     <w:p>
@@ -4372,9 +5536,390 @@
       <w:r>
         <w:rPr>
           <w:rFonts w:ascii="Arial" w:hAnsi="Arial" w:eastAsia="Arial"/>
-          <w:sz w:val="21"/>
-        </w:rPr>
-        <w:t>[Guide d'utilisation CGA NLU](../cga-nlu-guide/README.md)</w:t>
+          <w:b w:val="0"/>
+          <w:i w:val="0"/>
+          <w:sz w:val="21"/>
+        </w:rPr>
+        <w:t>Conservez la cohérence entre noms, expressions représentatives, variables et flux de dialogue.</w:t>
+      </w:r>
+    </w:p>
+    <w:p>
+      <w:pPr>
+        <w:pStyle w:val="Heading1"/>
+      </w:pPr>
+      <w:r>
+        <w:rPr>
+          <w:rFonts w:ascii="Arial" w:hAnsi="Arial" w:eastAsia="Arial"/>
+          <w:b/>
+          <w:i w:val="0"/>
+          <w:sz w:val="21"/>
+        </w:rPr>
+        <w:t>11. Flux de dialogue et modèles</w:t>
+      </w:r>
+    </w:p>
+    <w:p>
+      <w:pPr>
+        <w:spacing w:after="80"/>
+        <w:ind w:left="360" w:hanging="288"/>
+      </w:pPr>
+      <w:r>
+        <w:rPr>
+          <w:rFonts w:ascii="Arial" w:hAnsi="Arial" w:eastAsia="Arial"/>
+          <w:b w:val="0"/>
+          <w:i w:val="0"/>
+          <w:sz w:val="21"/>
+        </w:rPr>
+        <w:t>1. Partez de l’intention et identifiez la première carte.</w:t>
+      </w:r>
+    </w:p>
+    <w:p>
+      <w:pPr>
+        <w:spacing w:after="80"/>
+        <w:ind w:left="360" w:hanging="288"/>
+      </w:pPr>
+      <w:r>
+        <w:rPr>
+          <w:rFonts w:ascii="Arial" w:hAnsi="Arial" w:eastAsia="Arial"/>
+          <w:b w:val="0"/>
+          <w:i w:val="0"/>
+          <w:sz w:val="21"/>
+        </w:rPr>
+        <w:t>2. Reliez réponses, conditions, API, variables et carte suivante.</w:t>
+      </w:r>
+    </w:p>
+    <w:p>
+      <w:pPr>
+        <w:spacing w:after="80"/>
+        <w:ind w:left="360" w:hanging="288"/>
+      </w:pPr>
+      <w:r>
+        <w:rPr>
+          <w:rFonts w:ascii="Arial" w:hAnsi="Arial" w:eastAsia="Arial"/>
+          <w:b w:val="0"/>
+          <w:i w:val="0"/>
+          <w:sz w:val="21"/>
+        </w:rPr>
+        <w:t>3. Créez les chemins normal, exceptionnel et final, puis vérifiez qu’aucune carte n’est isolée.</w:t>
+      </w:r>
+    </w:p>
+    <w:p>
+      <w:pPr>
+        <w:spacing w:after="80"/>
+        <w:ind w:left="360" w:hanging="288"/>
+      </w:pPr>
+      <w:r>
+        <w:rPr>
+          <w:rFonts w:ascii="Arial" w:hAnsi="Arial" w:eastAsia="Arial"/>
+          <w:b w:val="0"/>
+          <w:i w:val="0"/>
+          <w:sz w:val="21"/>
+        </w:rPr>
+        <w:t>4. Sélectionnez uniquement les modèles actifs du canal cible et vérifiez le rendu dans le test du bot et le canal réel.</w:t>
+      </w:r>
+    </w:p>
+    <w:p>
+      <w:pPr>
+        <w:pStyle w:val="Heading1"/>
+      </w:pPr>
+      <w:r>
+        <w:rPr>
+          <w:rFonts w:ascii="Arial" w:hAnsi="Arial" w:eastAsia="Arial"/>
+          <w:b/>
+          <w:i w:val="0"/>
+          <w:sz w:val="21"/>
+        </w:rPr>
+        <w:t>12. Gestion et exécution des API</w:t>
+      </w:r>
+    </w:p>
+    <w:p>
+      <w:pPr>
+        <w:pStyle w:val="ListBullet"/>
+        <w:spacing w:after="80"/>
+      </w:pPr>
+      <w:r>
+        <w:rPr>
+          <w:rFonts w:ascii="Arial" w:hAnsi="Arial" w:eastAsia="Arial"/>
+          <w:b w:val="0"/>
+          <w:i w:val="0"/>
+          <w:sz w:val="21"/>
+        </w:rPr>
+        <w:t>Enregistrez le nom, la Base URL, la méthode, l’authentification, les en-têtes, le Path, la Query et le Body.</w:t>
+      </w:r>
+    </w:p>
+    <w:p>
+      <w:pPr>
+        <w:pStyle w:val="ListBullet"/>
+        <w:spacing w:after="80"/>
+      </w:pPr>
+      <w:r>
+        <w:rPr>
+          <w:rFonts w:ascii="Arial" w:hAnsi="Arial" w:eastAsia="Arial"/>
+          <w:b w:val="0"/>
+          <w:i w:val="0"/>
+          <w:sz w:val="21"/>
+        </w:rPr>
+        <w:t>Le code navigateur appelle uniquement un chemin same-origin ; les adresses Docker internes et les secrets restent côté serveur.</w:t>
+      </w:r>
+    </w:p>
+    <w:p>
+      <w:pPr>
+        <w:pStyle w:val="ListBullet"/>
+        <w:spacing w:after="80"/>
+      </w:pPr>
+      <w:r>
+        <w:rPr>
+          <w:rFonts w:ascii="Arial" w:hAnsi="Arial" w:eastAsia="Arial"/>
+          <w:b w:val="0"/>
+          <w:i w:val="0"/>
+          <w:sz w:val="21"/>
+        </w:rPr>
+        <w:t xml:space="preserve">Après le test, contrôlez état, latence et erreurs dans les données d’analyse et </w:t>
+      </w:r>
+      <w:r>
+        <w:rPr>
+          <w:rFonts w:ascii="Arial" w:hAnsi="Arial" w:eastAsia="Arial"/>
+          <w:b/>
+          <w:i w:val="0"/>
+          <w:sz w:val="21"/>
+        </w:rPr>
+        <w:t>Admin &gt; Historique des appels API</w:t>
+      </w:r>
+      <w:r>
+        <w:rPr>
+          <w:rFonts w:ascii="Arial" w:hAnsi="Arial" w:eastAsia="Arial"/>
+          <w:b w:val="0"/>
+          <w:i w:val="0"/>
+          <w:sz w:val="21"/>
+        </w:rPr>
+        <w:t>.</w:t>
+      </w:r>
+    </w:p>
+    <w:p>
+      <w:pPr>
+        <w:pStyle w:val="Heading1"/>
+      </w:pPr>
+      <w:r>
+        <w:rPr>
+          <w:rFonts w:ascii="Arial" w:hAnsi="Arial" w:eastAsia="Arial"/>
+          <w:b/>
+          <w:i w:val="0"/>
+          <w:sz w:val="21"/>
+        </w:rPr>
+        <w:t>13. Test du bot, évaluation, réapprentissage et analyse</w:t>
+      </w:r>
+    </w:p>
+    <w:p>
+      <w:pPr>
+        <w:pStyle w:val="ListBullet"/>
+        <w:spacing w:after="80"/>
+      </w:pPr>
+      <w:r>
+        <w:rPr>
+          <w:rFonts w:ascii="Arial" w:hAnsi="Arial" w:eastAsia="Arial"/>
+          <w:b w:val="0"/>
+          <w:i w:val="0"/>
+          <w:sz w:val="21"/>
+        </w:rPr>
+        <w:t>Dans le test du bot, vérifiez ensemble la réponse et le panneau d’analyse : étape appliquée, Score, entités, variables, carte de dialogue et réponse finale.</w:t>
+      </w:r>
+    </w:p>
+    <w:p>
+      <w:pPr>
+        <w:pStyle w:val="ListBullet"/>
+        <w:spacing w:after="80"/>
+      </w:pPr>
+      <w:r>
+        <w:rPr>
+          <w:rFonts w:ascii="Arial" w:hAnsi="Arial" w:eastAsia="Arial"/>
+          <w:b w:val="0"/>
+          <w:i w:val="0"/>
+          <w:sz w:val="21"/>
+        </w:rPr>
+        <w:t>Dans l’évaluation, examinez les phrases mal classées, les faibles Scores et les conflits d’intentions similaires avec le même jeu de référence.</w:t>
+      </w:r>
+    </w:p>
+    <w:p>
+      <w:pPr>
+        <w:pStyle w:val="ListBullet"/>
+        <w:spacing w:after="80"/>
+      </w:pPr>
+      <w:r>
+        <w:rPr>
+          <w:rFonts w:ascii="Arial" w:hAnsi="Arial" w:eastAsia="Arial"/>
+          <w:b w:val="0"/>
+          <w:i w:val="0"/>
+          <w:sz w:val="21"/>
+        </w:rPr>
+        <w:t>Lors du réapprentissage, n’intégrez que les phrases validées et vérifiez le résultat dans l’historique d’apprentissage.</w:t>
+      </w:r>
+    </w:p>
+    <w:p>
+      <w:pPr>
+        <w:pStyle w:val="ListBullet"/>
+        <w:spacing w:after="80"/>
+      </w:pPr>
+      <w:r>
+        <w:rPr>
+          <w:rFonts w:ascii="Arial" w:hAnsi="Arial" w:eastAsia="Arial"/>
+          <w:b w:val="0"/>
+          <w:i w:val="0"/>
+          <w:sz w:val="21"/>
+        </w:rPr>
+        <w:t>Dans l’analyse, distinguez absence de données, filtre incorrect et problème de collecte avant de modifier le modèle.</w:t>
+      </w:r>
+    </w:p>
+    <w:p>
+      <w:pPr>
+        <w:pStyle w:val="Heading1"/>
+      </w:pPr>
+      <w:r>
+        <w:rPr>
+          <w:rFonts w:ascii="Arial" w:hAnsi="Arial" w:eastAsia="Arial"/>
+          <w:b/>
+          <w:i w:val="0"/>
+          <w:sz w:val="21"/>
+        </w:rPr>
+        <w:t>14. Administration système et tableau de bord d’exploitation</w:t>
+      </w:r>
+    </w:p>
+    <w:p>
+      <w:pPr>
+        <w:pStyle w:val="ListBullet"/>
+        <w:spacing w:after="80"/>
+      </w:pPr>
+      <w:r>
+        <w:rPr>
+          <w:rFonts w:ascii="Arial" w:hAnsi="Arial" w:eastAsia="Arial"/>
+          <w:b w:val="0"/>
+          <w:i w:val="0"/>
+          <w:sz w:val="21"/>
+        </w:rPr>
+        <w:t>Gérez utilisateurs, groupes, rôles, canaux, liaisons Botstation, modèles, licences et messages système multilingues dans Admin.</w:t>
+      </w:r>
+    </w:p>
+    <w:p>
+      <w:pPr>
+        <w:pStyle w:val="ListBullet"/>
+        <w:spacing w:after="80"/>
+      </w:pPr>
+      <w:r>
+        <w:rPr>
+          <w:rFonts w:ascii="Arial" w:hAnsi="Arial" w:eastAsia="Arial"/>
+          <w:b w:val="0"/>
+          <w:i w:val="0"/>
+          <w:sz w:val="21"/>
+        </w:rPr>
+        <w:t>Le tableau de bord montre API/DB, cache, latence, erreurs, verrous d’édition, séparation DB, GPU ML et GPU Semantic.</w:t>
+      </w:r>
+    </w:p>
+    <w:p>
+      <w:pPr>
+        <w:pStyle w:val="ListBullet"/>
+        <w:spacing w:after="80"/>
+      </w:pPr>
+      <w:r>
+        <w:rPr>
+          <w:rFonts w:ascii="Arial" w:hAnsi="Arial" w:eastAsia="Arial"/>
+          <w:b w:val="0"/>
+          <w:i w:val="0"/>
+          <w:sz w:val="21"/>
+        </w:rPr>
+        <w:t>Utilisez les historiques pour suivre bot, version, langue, énoncé, canal, heure et résultat sans exposer de secrets ni de données personnelles.</w:t>
+      </w:r>
+    </w:p>
+    <w:p>
+      <w:pPr>
+        <w:pStyle w:val="Heading1"/>
+      </w:pPr>
+      <w:r>
+        <w:rPr>
+          <w:rFonts w:ascii="Arial" w:hAnsi="Arial" w:eastAsia="Arial"/>
+          <w:b/>
+          <w:i w:val="0"/>
+          <w:sz w:val="21"/>
+        </w:rPr>
+        <w:t>15. Liste de contrôle et exemple opérationnel</w:t>
+      </w:r>
+    </w:p>
+    <w:p>
+      <w:r>
+        <w:rPr>
+          <w:rFonts w:ascii="Arial" w:hAnsi="Arial" w:eastAsia="Arial"/>
+          <w:b w:val="0"/>
+          <w:i w:val="0"/>
+          <w:sz w:val="21"/>
+        </w:rPr>
+        <w:t>Avant une modification, notez UUID du bot, version, langue, version d’exploitation, ressources touchées, énoncés de référence et canaux connectés. Ensuite vérifiez sauvegarde, apprentissage/indexation, test du bot, évaluation, analyse, historiques dialogue/API/Queue et canal réel.</w:t>
+      </w:r>
+    </w:p>
+    <w:p>
+      <w:r>
+        <w:rPr>
+          <w:rFonts w:ascii="Arial" w:hAnsi="Arial" w:eastAsia="Arial"/>
+          <w:b w:val="0"/>
+          <w:i w:val="0"/>
+          <w:sz w:val="21"/>
+        </w:rPr>
+        <w:t>Exemple : créez un bot de suivi de livraison, ajoutez les intentions calendrier et état actuel, des énoncés multilingues et l’entité numéro de commande, connectez une carte API, apprenez ou indexez, puis ne réutilisez en réapprentissage que les échecs confirmés.</w:t>
+      </w:r>
+    </w:p>
+    <w:p>
+      <w:pPr>
+        <w:pStyle w:val="Heading1"/>
+      </w:pPr>
+      <w:r>
+        <w:rPr>
+          <w:rFonts w:ascii="Arial" w:hAnsi="Arial" w:eastAsia="Arial"/>
+          <w:b/>
+          <w:i w:val="0"/>
+          <w:sz w:val="21"/>
+        </w:rPr>
+        <w:t>Documents connexes</w:t>
+      </w:r>
+    </w:p>
+    <w:p>
+      <w:pPr>
+        <w:pStyle w:val="ListBullet"/>
+        <w:spacing w:after="80"/>
+      </w:pPr>
+      <w:r>
+        <w:rPr>
+          <w:rFonts w:ascii="Arial" w:hAnsi="Arial" w:eastAsia="Arial"/>
+          <w:b w:val="0"/>
+          <w:i w:val="0"/>
+          <w:sz w:val="21"/>
+        </w:rPr>
+        <w:t>Voir tous les manuels CGA</w:t>
+      </w:r>
+    </w:p>
+    <w:p>
+      <w:pPr>
+        <w:pStyle w:val="ListBullet"/>
+        <w:spacing w:after="80"/>
+      </w:pPr>
+      <w:r>
+        <w:rPr>
+          <w:rFonts w:ascii="Arial" w:hAnsi="Arial" w:eastAsia="Arial"/>
+          <w:b w:val="0"/>
+          <w:i w:val="0"/>
+          <w:sz w:val="21"/>
+        </w:rPr>
+        <w:t>Démarrer CGA</w:t>
+      </w:r>
+    </w:p>
+    <w:p>
+      <w:pPr>
+        <w:pStyle w:val="ListBullet"/>
+        <w:spacing w:after="80"/>
+      </w:pPr>
+      <w:r>
+        <w:rPr>
+          <w:rFonts w:ascii="Arial" w:hAnsi="Arial" w:eastAsia="Arial"/>
+          <w:b w:val="0"/>
+          <w:i w:val="0"/>
+          <w:sz w:val="21"/>
+        </w:rPr>
+        <w:t>Guide d'utilisation CGA NLU</w:t>
       </w:r>
     </w:p>
     <w:sectPr>
